--- a/docs/02_dev/🤖 Clarity AI Integration Plan.docx
+++ b/docs/02_dev/🤖 Clarity AI Integration Plan.docx
@@ -5,30 +5,99 @@
     <w:p>
       <w:pPr>
         <w:spacing w:before="100" w:beforeAutospacing="1" w:after="100" w:afterAutospacing="1" w:line="240" w:lineRule="auto"/>
-        <w:outlineLvl w:val="0"/>
+        <w:rPr>
+          <w:rFonts w:ascii="Times New Roman" w:eastAsia="Times New Roman" w:hAnsi="Times New Roman" w:cs="Times New Roman"/>
+          <w:color w:val="000000"/>
+          <w:kern w:val="0"/>
+          <w14:ligatures w14:val="none"/>
+        </w:rPr>
+      </w:pPr>
+      <w:r>
+        <w:rPr>
+          <w:rFonts w:ascii="Apple Color Emoji" w:eastAsia="Times New Roman" w:hAnsi="Apple Color Emoji" w:cs="Apple Color Emoji"/>
+          <w:color w:val="000000"/>
+          <w:kern w:val="0"/>
+          <w14:ligatures w14:val="none"/>
+        </w:rPr>
+        <w:t>🤖</w:t>
+      </w:r>
+      <w:r>
+        <w:rPr>
+          <w:rFonts w:ascii="Times New Roman" w:eastAsia="Times New Roman" w:hAnsi="Times New Roman" w:cs="Times New Roman"/>
+          <w:color w:val="000000"/>
+          <w:kern w:val="0"/>
+          <w14:ligatures w14:val="none"/>
+        </w:rPr>
+        <w:t xml:space="preserve"> Clarity AI Integration Plan</w:t>
+      </w:r>
+    </w:p>
+    <w:p>
+      <w:pPr>
+        <w:spacing w:before="100" w:beforeAutospacing="1" w:after="100" w:afterAutospacing="1" w:line="240" w:lineRule="auto"/>
+        <w:rPr>
+          <w:rFonts w:ascii="Times New Roman" w:eastAsia="Times New Roman" w:hAnsi="Times New Roman" w:cs="Times New Roman"/>
+          <w:color w:val="000000"/>
+          <w:kern w:val="0"/>
+          <w14:ligatures w14:val="none"/>
+        </w:rPr>
+      </w:pPr>
+      <w:r>
+        <w:rPr>
+          <w:rFonts w:ascii="Apple Color Emoji" w:eastAsia="Times New Roman" w:hAnsi="Apple Color Emoji" w:cs="Apple Color Emoji"/>
+          <w:color w:val="000000"/>
+          <w:kern w:val="0"/>
+          <w14:ligatures w14:val="none"/>
+        </w:rPr>
+        <w:t>🎯</w:t>
+      </w:r>
+      <w:r>
+        <w:rPr>
+          <w:rFonts w:ascii="Times New Roman" w:eastAsia="Times New Roman" w:hAnsi="Times New Roman" w:cs="Times New Roman"/>
+          <w:color w:val="000000"/>
+          <w:kern w:val="0"/>
+          <w14:ligatures w14:val="none"/>
+        </w:rPr>
+        <w:t> </w:t>
+      </w:r>
+      <w:r>
         <w:rPr>
           <w:rFonts w:ascii="Times New Roman" w:eastAsia="Times New Roman" w:hAnsi="Times New Roman" w:cs="Times New Roman"/>
           <w:b/>
           <w:bCs/>
           <w:color w:val="000000"/>
-          <w:kern w:val="36"/>
-          <w:sz w:val="48"/>
-          <w:szCs w:val="48"/>
-          <w14:ligatures w14:val="none"/>
-        </w:rPr>
-      </w:pPr>
-      <w:r>
-        <w:rPr>
-          <w:rFonts w:ascii="Apple Color Emoji" w:eastAsia="Times New Roman" w:hAnsi="Apple Color Emoji" w:cs="Apple Color Emoji"/>
+          <w:kern w:val="0"/>
+          <w14:ligatures w14:val="none"/>
+        </w:rPr>
+        <w:t>Objective</w:t>
+      </w:r>
+      <w:r>
+        <w:rPr>
+          <w:rFonts w:ascii="Times New Roman" w:eastAsia="Times New Roman" w:hAnsi="Times New Roman" w:cs="Times New Roman"/>
+          <w:color w:val="000000"/>
+          <w:kern w:val="0"/>
+          <w14:ligatures w14:val="none"/>
+        </w:rPr>
+        <w:t> To define the </w:t>
+      </w:r>
+      <w:r>
+        <w:rPr>
+          <w:rFonts w:ascii="Times New Roman" w:eastAsia="Times New Roman" w:hAnsi="Times New Roman" w:cs="Times New Roman"/>
           <w:b/>
           <w:bCs/>
           <w:color w:val="000000"/>
-          <w:kern w:val="36"/>
-          <w:sz w:val="48"/>
-          <w:szCs w:val="48"/>
-          <w14:ligatures w14:val="none"/>
-        </w:rPr>
-        <w:t>🤖</w:t>
+          <w:kern w:val="0"/>
+          <w14:ligatures w14:val="none"/>
+        </w:rPr>
+        <w:t>AI integration strategy</w:t>
+      </w:r>
+      <w:r>
+        <w:rPr>
+          <w:rFonts w:ascii="Times New Roman" w:eastAsia="Times New Roman" w:hAnsi="Times New Roman" w:cs="Times New Roman"/>
+          <w:color w:val="000000"/>
+          <w:kern w:val="0"/>
+          <w14:ligatures w14:val="none"/>
+        </w:rPr>
+        <w:t> for Clarity, ensuring </w:t>
       </w:r>
       <w:r>
         <w:rPr>
@@ -36,142 +105,37 @@
           <w:b/>
           <w:bCs/>
           <w:color w:val="000000"/>
-          <w:kern w:val="36"/>
-          <w:sz w:val="48"/>
-          <w:szCs w:val="48"/>
-          <w14:ligatures w14:val="none"/>
-        </w:rPr>
-        <w:t xml:space="preserve"> Clarity AI Integration Plan</w:t>
+          <w:kern w:val="0"/>
+          <w14:ligatures w14:val="none"/>
+        </w:rPr>
+        <w:t>efficient, scalable, and high-performance</w:t>
+      </w:r>
+      <w:r>
+        <w:rPr>
+          <w:rFonts w:ascii="Times New Roman" w:eastAsia="Times New Roman" w:hAnsi="Times New Roman" w:cs="Times New Roman"/>
+          <w:color w:val="000000"/>
+          <w:kern w:val="0"/>
+          <w14:ligatures w14:val="none"/>
+        </w:rPr>
+        <w:t> AI-driven intelligence for </w:t>
+      </w:r>
+      <w:r>
+        <w:rPr>
+          <w:rFonts w:ascii="Times New Roman" w:eastAsia="Times New Roman" w:hAnsi="Times New Roman" w:cs="Times New Roman"/>
+          <w:b/>
+          <w:bCs/>
+          <w:color w:val="000000"/>
+          <w:kern w:val="0"/>
+          <w14:ligatures w14:val="none"/>
+        </w:rPr>
+        <w:t>contradiction detection, misinformation flow mapping, and real-time data processing.</w:t>
       </w:r>
     </w:p>
     <w:p>
       <w:pPr>
-        <w:spacing w:before="100" w:beforeAutospacing="1" w:after="100" w:afterAutospacing="1" w:line="240" w:lineRule="auto"/>
-        <w:outlineLvl w:val="1"/>
-        <w:rPr>
-          <w:rFonts w:ascii="Times New Roman" w:eastAsia="Times New Roman" w:hAnsi="Times New Roman" w:cs="Times New Roman"/>
-          <w:b/>
-          <w:bCs/>
-          <w:color w:val="000000"/>
-          <w:kern w:val="0"/>
-          <w:sz w:val="36"/>
-          <w:szCs w:val="36"/>
-          <w14:ligatures w14:val="none"/>
-        </w:rPr>
-      </w:pPr>
-      <w:r>
-        <w:rPr>
-          <w:rFonts w:ascii="Apple Color Emoji" w:eastAsia="Times New Roman" w:hAnsi="Apple Color Emoji" w:cs="Apple Color Emoji"/>
-          <w:b/>
-          <w:bCs/>
-          <w:color w:val="000000"/>
-          <w:kern w:val="0"/>
-          <w:sz w:val="36"/>
-          <w:szCs w:val="36"/>
-          <w14:ligatures w14:val="none"/>
-        </w:rPr>
-        <w:t>🎯</w:t>
-      </w:r>
-      <w:r>
-        <w:rPr>
-          <w:rFonts w:ascii="Times New Roman" w:eastAsia="Times New Roman" w:hAnsi="Times New Roman" w:cs="Times New Roman"/>
-          <w:b/>
-          <w:bCs/>
-          <w:color w:val="000000"/>
-          <w:kern w:val="0"/>
-          <w:sz w:val="36"/>
-          <w:szCs w:val="36"/>
-          <w14:ligatures w14:val="none"/>
-        </w:rPr>
-        <w:t xml:space="preserve"> Objective</w:t>
-      </w:r>
-    </w:p>
-    <w:p>
-      <w:pPr>
-        <w:spacing w:before="100" w:beforeAutospacing="1" w:after="100" w:afterAutospacing="1" w:line="240" w:lineRule="auto"/>
-        <w:rPr>
-          <w:rFonts w:ascii="Times New Roman" w:eastAsia="Times New Roman" w:hAnsi="Times New Roman" w:cs="Times New Roman"/>
-          <w:color w:val="000000"/>
-          <w:kern w:val="0"/>
-          <w14:ligatures w14:val="none"/>
-        </w:rPr>
-      </w:pPr>
-      <w:r>
-        <w:rPr>
-          <w:rFonts w:ascii="Times New Roman" w:eastAsia="Times New Roman" w:hAnsi="Times New Roman" w:cs="Times New Roman"/>
-          <w:color w:val="000000"/>
-          <w:kern w:val="0"/>
-          <w14:ligatures w14:val="none"/>
-        </w:rPr>
-        <w:t>To define the </w:t>
-      </w:r>
-      <w:r>
-        <w:rPr>
-          <w:rFonts w:ascii="Times New Roman" w:eastAsia="Times New Roman" w:hAnsi="Times New Roman" w:cs="Times New Roman"/>
-          <w:b/>
-          <w:bCs/>
-          <w:color w:val="000000"/>
-          <w:kern w:val="0"/>
-          <w14:ligatures w14:val="none"/>
-        </w:rPr>
-        <w:t>AI integration strategy</w:t>
-      </w:r>
-      <w:r>
-        <w:rPr>
-          <w:rFonts w:ascii="Times New Roman" w:eastAsia="Times New Roman" w:hAnsi="Times New Roman" w:cs="Times New Roman"/>
-          <w:color w:val="000000"/>
-          <w:kern w:val="0"/>
-          <w14:ligatures w14:val="none"/>
-        </w:rPr>
-        <w:t> for Clarity, ensuring </w:t>
-      </w:r>
-      <w:r>
-        <w:rPr>
-          <w:rFonts w:ascii="Times New Roman" w:eastAsia="Times New Roman" w:hAnsi="Times New Roman" w:cs="Times New Roman"/>
-          <w:b/>
-          <w:bCs/>
-          <w:color w:val="000000"/>
-          <w:kern w:val="0"/>
-          <w14:ligatures w14:val="none"/>
-        </w:rPr>
-        <w:t>efficient, scalable, and high-performance</w:t>
-      </w:r>
-      <w:r>
-        <w:rPr>
-          <w:rFonts w:ascii="Times New Roman" w:eastAsia="Times New Roman" w:hAnsi="Times New Roman" w:cs="Times New Roman"/>
-          <w:color w:val="000000"/>
-          <w:kern w:val="0"/>
-          <w14:ligatures w14:val="none"/>
-        </w:rPr>
-        <w:t> AI-driven intelligence for </w:t>
-      </w:r>
-      <w:r>
-        <w:rPr>
-          <w:rFonts w:ascii="Times New Roman" w:eastAsia="Times New Roman" w:hAnsi="Times New Roman" w:cs="Times New Roman"/>
-          <w:b/>
-          <w:bCs/>
-          <w:color w:val="000000"/>
-          <w:kern w:val="0"/>
-          <w14:ligatures w14:val="none"/>
-        </w:rPr>
-        <w:t>contradiction detection, misinformation analysis, and real-time news processing</w:t>
-      </w:r>
-      <w:r>
-        <w:rPr>
-          <w:rFonts w:ascii="Times New Roman" w:eastAsia="Times New Roman" w:hAnsi="Times New Roman" w:cs="Times New Roman"/>
-          <w:color w:val="000000"/>
-          <w:kern w:val="0"/>
-          <w14:ligatures w14:val="none"/>
-        </w:rPr>
-        <w:t>.</w:t>
-      </w:r>
-    </w:p>
-    <w:p>
-      <w:pPr>
         <w:spacing w:after="0" w:line="240" w:lineRule="auto"/>
         <w:rPr>
           <w:rFonts w:ascii="Times New Roman" w:eastAsia="Times New Roman" w:hAnsi="Times New Roman" w:cs="Times New Roman"/>
-          <w:color w:val="000000"/>
           <w:kern w:val="0"/>
           <w14:ligatures w14:val="none"/>
         </w:rPr>
@@ -180,7 +144,6 @@
         <w:rPr>
           <w:rFonts w:ascii="Times New Roman" w:eastAsia="Times New Roman" w:hAnsi="Times New Roman" w:cs="Times New Roman"/>
           <w:noProof/>
-          <w:color w:val="000000"/>
           <w:kern w:val="0"/>
         </w:rPr>
         <w:pict>
@@ -191,43 +154,41 @@
     <w:p>
       <w:pPr>
         <w:spacing w:before="100" w:beforeAutospacing="1" w:after="100" w:afterAutospacing="1" w:line="240" w:lineRule="auto"/>
-        <w:outlineLvl w:val="1"/>
+        <w:rPr>
+          <w:rFonts w:ascii="Times New Roman" w:eastAsia="Times New Roman" w:hAnsi="Times New Roman" w:cs="Times New Roman"/>
+          <w:color w:val="000000"/>
+          <w:kern w:val="0"/>
+          <w14:ligatures w14:val="none"/>
+        </w:rPr>
+      </w:pPr>
+      <w:r>
+        <w:rPr>
+          <w:rFonts w:ascii="Apple Color Emoji" w:eastAsia="Times New Roman" w:hAnsi="Apple Color Emoji" w:cs="Apple Color Emoji"/>
+          <w:color w:val="000000"/>
+          <w:kern w:val="0"/>
+          <w14:ligatures w14:val="none"/>
+        </w:rPr>
+        <w:t>🧠</w:t>
+      </w:r>
+      <w:r>
+        <w:rPr>
+          <w:rFonts w:ascii="Times New Roman" w:eastAsia="Times New Roman" w:hAnsi="Times New Roman" w:cs="Times New Roman"/>
+          <w:color w:val="000000"/>
+          <w:kern w:val="0"/>
+          <w14:ligatures w14:val="none"/>
+        </w:rPr>
+        <w:t> </w:t>
+      </w:r>
+      <w:r>
         <w:rPr>
           <w:rFonts w:ascii="Times New Roman" w:eastAsia="Times New Roman" w:hAnsi="Times New Roman" w:cs="Times New Roman"/>
           <w:b/>
           <w:bCs/>
           <w:color w:val="000000"/>
           <w:kern w:val="0"/>
-          <w:sz w:val="36"/>
-          <w:szCs w:val="36"/>
-          <w14:ligatures w14:val="none"/>
-        </w:rPr>
-      </w:pPr>
-      <w:r>
-        <w:rPr>
-          <w:rFonts w:ascii="Apple Color Emoji" w:eastAsia="Times New Roman" w:hAnsi="Apple Color Emoji" w:cs="Apple Color Emoji"/>
-          <w:b/>
-          <w:bCs/>
-          <w:color w:val="000000"/>
-          <w:kern w:val="0"/>
-          <w:sz w:val="36"/>
-          <w:szCs w:val="36"/>
-          <w14:ligatures w14:val="none"/>
-        </w:rPr>
-        <w:t>🧠</w:t>
-      </w:r>
-      <w:r>
-        <w:rPr>
-          <w:rFonts w:ascii="Times New Roman" w:eastAsia="Times New Roman" w:hAnsi="Times New Roman" w:cs="Times New Roman"/>
-          <w:b/>
-          <w:bCs/>
-          <w:color w:val="000000"/>
-          <w:kern w:val="0"/>
-          <w:sz w:val="36"/>
-          <w:szCs w:val="36"/>
-          <w14:ligatures w14:val="none"/>
-        </w:rPr>
-        <w:t xml:space="preserve"> AI Model Stack &amp; Purpose</w:t>
+          <w14:ligatures w14:val="none"/>
+        </w:rPr>
+        <w:t>AI Model Stack &amp; Purpose</w:t>
       </w:r>
     </w:p>
     <w:tbl>
@@ -243,12 +204,13 @@
         <w:tblLook w:val="04A0" w:firstRow="1" w:lastRow="0" w:firstColumn="1" w:lastColumn="0" w:noHBand="0" w:noVBand="1"/>
       </w:tblPr>
       <w:tblGrid>
-        <w:gridCol w:w="1775"/>
+        <w:gridCol w:w="1842"/>
         <w:gridCol w:w="4646"/>
         <w:gridCol w:w="2841"/>
       </w:tblGrid>
       <w:tr>
         <w:trPr>
+          <w:tblHeader/>
           <w:tblCellSpacing w:w="15" w:type="dxa"/>
         </w:trPr>
         <w:tc>
@@ -372,8 +334,6 @@
             <w:r>
               <w:rPr>
                 <w:rFonts w:ascii="Times New Roman" w:eastAsia="Times New Roman" w:hAnsi="Times New Roman" w:cs="Times New Roman"/>
-                <w:b/>
-                <w:bCs/>
                 <w:color w:val="000000"/>
                 <w:kern w:val="0"/>
                 <w14:ligatures w14:val="none"/>
@@ -483,8 +443,6 @@
             <w:r>
               <w:rPr>
                 <w:rFonts w:ascii="Times New Roman" w:eastAsia="Times New Roman" w:hAnsi="Times New Roman" w:cs="Times New Roman"/>
-                <w:b/>
-                <w:bCs/>
                 <w:color w:val="000000"/>
                 <w:kern w:val="0"/>
                 <w14:ligatures w14:val="none"/>
@@ -572,8 +530,6 @@
             <w:r>
               <w:rPr>
                 <w:rFonts w:ascii="Times New Roman" w:eastAsia="Times New Roman" w:hAnsi="Times New Roman" w:cs="Times New Roman"/>
-                <w:b/>
-                <w:bCs/>
                 <w:color w:val="000000"/>
                 <w:kern w:val="0"/>
                 <w14:ligatures w14:val="none"/>
@@ -584,8 +540,6 @@
             <w:r>
               <w:rPr>
                 <w:rFonts w:ascii="Times New Roman" w:eastAsia="Times New Roman" w:hAnsi="Times New Roman" w:cs="Times New Roman"/>
-                <w:b/>
-                <w:bCs/>
                 <w:color w:val="000000"/>
                 <w:kern w:val="0"/>
                 <w14:ligatures w14:val="none"/>
@@ -644,19 +598,8 @@
                 <w:kern w:val="0"/>
                 <w14:ligatures w14:val="none"/>
               </w:rPr>
-              <w:t xml:space="preserve">Python, </w:t>
+              <w:t>Python, Custom Pipelines</w:t>
             </w:r>
-            <w:proofErr w:type="spellStart"/>
-            <w:r>
-              <w:rPr>
-                <w:rFonts w:ascii="Times New Roman" w:eastAsia="Times New Roman" w:hAnsi="Times New Roman" w:cs="Times New Roman"/>
-                <w:color w:val="000000"/>
-                <w:kern w:val="0"/>
-                <w14:ligatures w14:val="none"/>
-              </w:rPr>
-              <w:t>LangChain</w:t>
-            </w:r>
-            <w:proofErr w:type="spellEnd"/>
           </w:p>
         </w:tc>
       </w:tr>
@@ -684,8 +627,6 @@
             <w:r>
               <w:rPr>
                 <w:rFonts w:ascii="Times New Roman" w:eastAsia="Times New Roman" w:hAnsi="Times New Roman" w:cs="Times New Roman"/>
-                <w:b/>
-                <w:bCs/>
                 <w:color w:val="000000"/>
                 <w:kern w:val="0"/>
                 <w14:ligatures w14:val="none"/>
@@ -693,6 +634,15 @@
               <w:t>LangChain</w:t>
             </w:r>
             <w:proofErr w:type="spellEnd"/>
+            <w:r>
+              <w:rPr>
+                <w:rFonts w:ascii="Times New Roman" w:eastAsia="Times New Roman" w:hAnsi="Times New Roman" w:cs="Times New Roman"/>
+                <w:color w:val="000000"/>
+                <w:kern w:val="0"/>
+                <w14:ligatures w14:val="none"/>
+              </w:rPr>
+              <w:t xml:space="preserve"> (TBD)</w:t>
+            </w:r>
           </w:p>
         </w:tc>
         <w:tc>
@@ -745,7 +695,7 @@
                 <w:kern w:val="0"/>
                 <w14:ligatures w14:val="none"/>
               </w:rPr>
-              <w:t>OpenAI API, Local Models</w:t>
+              <w:t>Local Models Only</w:t>
             </w:r>
           </w:p>
         </w:tc>
@@ -756,7 +706,6 @@
         <w:spacing w:after="0" w:line="240" w:lineRule="auto"/>
         <w:rPr>
           <w:rFonts w:ascii="Times New Roman" w:eastAsia="Times New Roman" w:hAnsi="Times New Roman" w:cs="Times New Roman"/>
-          <w:color w:val="000000"/>
           <w:kern w:val="0"/>
           <w14:ligatures w14:val="none"/>
         </w:rPr>
@@ -765,7 +714,6 @@
         <w:rPr>
           <w:rFonts w:ascii="Times New Roman" w:eastAsia="Times New Roman" w:hAnsi="Times New Roman" w:cs="Times New Roman"/>
           <w:noProof/>
-          <w:color w:val="000000"/>
           <w:kern w:val="0"/>
         </w:rPr>
         <w:pict>
@@ -776,30 +724,123 @@
     <w:p>
       <w:pPr>
         <w:spacing w:before="100" w:beforeAutospacing="1" w:after="100" w:afterAutospacing="1" w:line="240" w:lineRule="auto"/>
-        <w:outlineLvl w:val="1"/>
+        <w:rPr>
+          <w:rFonts w:ascii="Times New Roman" w:eastAsia="Times New Roman" w:hAnsi="Times New Roman" w:cs="Times New Roman"/>
+          <w:color w:val="000000"/>
+          <w:kern w:val="0"/>
+          <w14:ligatures w14:val="none"/>
+        </w:rPr>
+      </w:pPr>
+      <w:r>
+        <w:rPr>
+          <w:rFonts w:ascii="Apple Color Emoji" w:eastAsia="Times New Roman" w:hAnsi="Apple Color Emoji" w:cs="Apple Color Emoji"/>
+          <w:color w:val="000000"/>
+          <w:kern w:val="0"/>
+          <w14:ligatures w14:val="none"/>
+        </w:rPr>
+        <w:t>🤍</w:t>
+      </w:r>
+      <w:r>
+        <w:rPr>
+          <w:rFonts w:ascii="Times New Roman" w:eastAsia="Times New Roman" w:hAnsi="Times New Roman" w:cs="Times New Roman"/>
+          <w:color w:val="000000"/>
+          <w:kern w:val="0"/>
+          <w14:ligatures w14:val="none"/>
+        </w:rPr>
+        <w:t> </w:t>
+      </w:r>
+      <w:r>
         <w:rPr>
           <w:rFonts w:ascii="Times New Roman" w:eastAsia="Times New Roman" w:hAnsi="Times New Roman" w:cs="Times New Roman"/>
           <w:b/>
           <w:bCs/>
           <w:color w:val="000000"/>
           <w:kern w:val="0"/>
-          <w:sz w:val="36"/>
-          <w:szCs w:val="36"/>
-          <w14:ligatures w14:val="none"/>
-        </w:rPr>
-      </w:pPr>
+          <w14:ligatures w14:val="none"/>
+        </w:rPr>
+        <w:t>AI Integration Workflow</w:t>
+      </w:r>
+    </w:p>
+    <w:p>
+      <w:pPr>
+        <w:spacing w:before="100" w:beforeAutospacing="1" w:after="100" w:afterAutospacing="1" w:line="240" w:lineRule="auto"/>
+        <w:rPr>
+          <w:rFonts w:ascii="Times New Roman" w:eastAsia="Times New Roman" w:hAnsi="Times New Roman" w:cs="Times New Roman"/>
+          <w:color w:val="000000"/>
+          <w:kern w:val="0"/>
+          <w14:ligatures w14:val="none"/>
+        </w:rPr>
+      </w:pPr>
+      <w:r>
+        <w:rPr>
+          <w:rFonts w:ascii="Times New Roman" w:eastAsia="Times New Roman" w:hAnsi="Times New Roman" w:cs="Times New Roman"/>
+          <w:color w:val="000000"/>
+          <w:kern w:val="0"/>
+          <w14:ligatures w14:val="none"/>
+        </w:rPr>
+        <w:t>1</w:t>
+      </w:r>
       <w:r>
         <w:rPr>
           <w:rFonts w:ascii="Apple Color Emoji" w:eastAsia="Times New Roman" w:hAnsi="Apple Color Emoji" w:cs="Apple Color Emoji"/>
+          <w:color w:val="000000"/>
+          <w:kern w:val="0"/>
+          <w14:ligatures w14:val="none"/>
+        </w:rPr>
+        <w:t>️⃣</w:t>
+      </w:r>
+      <w:r>
+        <w:rPr>
+          <w:rFonts w:ascii="Times New Roman" w:eastAsia="Times New Roman" w:hAnsi="Times New Roman" w:cs="Times New Roman"/>
+          <w:color w:val="000000"/>
+          <w:kern w:val="0"/>
+          <w14:ligatures w14:val="none"/>
+        </w:rPr>
+        <w:t> </w:t>
+      </w:r>
+      <w:r>
+        <w:rPr>
+          <w:rFonts w:ascii="Times New Roman" w:eastAsia="Times New Roman" w:hAnsi="Times New Roman" w:cs="Times New Roman"/>
           <w:b/>
           <w:bCs/>
           <w:color w:val="000000"/>
           <w:kern w:val="0"/>
-          <w:sz w:val="36"/>
-          <w:szCs w:val="36"/>
-          <w14:ligatures w14:val="none"/>
-        </w:rPr>
-        <w:t>🛠️</w:t>
+          <w14:ligatures w14:val="none"/>
+        </w:rPr>
+        <w:t>Data Collection (Data Ingestion Layer)</w:t>
+      </w:r>
+    </w:p>
+    <w:p>
+      <w:pPr>
+        <w:numPr>
+          <w:ilvl w:val="0"/>
+          <w:numId w:val="1"/>
+        </w:numPr>
+        <w:spacing w:before="100" w:beforeAutospacing="1" w:after="100" w:afterAutospacing="1" w:line="240" w:lineRule="auto"/>
+        <w:rPr>
+          <w:rFonts w:ascii="Times New Roman" w:eastAsia="Times New Roman" w:hAnsi="Times New Roman" w:cs="Times New Roman"/>
+          <w:color w:val="000000"/>
+          <w:kern w:val="0"/>
+          <w14:ligatures w14:val="none"/>
+        </w:rPr>
+      </w:pPr>
+      <w:r>
+        <w:rPr>
+          <w:rFonts w:ascii="Apple Color Emoji" w:eastAsia="Times New Roman" w:hAnsi="Apple Color Emoji" w:cs="Apple Color Emoji"/>
+          <w:color w:val="000000"/>
+          <w:kern w:val="0"/>
+          <w14:ligatures w14:val="none"/>
+        </w:rPr>
+        <w:t>✅</w:t>
+      </w:r>
+      <w:r>
+        <w:rPr>
+          <w:rFonts w:ascii="Times New Roman" w:eastAsia="Times New Roman" w:hAnsi="Times New Roman" w:cs="Times New Roman"/>
+          <w:color w:val="000000"/>
+          <w:kern w:val="0"/>
+          <w14:ligatures w14:val="none"/>
+        </w:rPr>
+        <w:t> </w:t>
       </w:r>
       <w:r>
         <w:rPr>
@@ -808,180 +849,163 @@
           <w:bCs/>
           <w:color w:val="000000"/>
           <w:kern w:val="0"/>
-          <w:sz w:val="36"/>
-          <w:szCs w:val="36"/>
-          <w14:ligatures w14:val="none"/>
-        </w:rPr>
-        <w:t xml:space="preserve"> AI Integration Workflow</w:t>
+          <w14:ligatures w14:val="none"/>
+        </w:rPr>
+        <w:t>Scrape &amp; Aggregate</w:t>
+      </w:r>
+      <w:r>
+        <w:rPr>
+          <w:rFonts w:ascii="Times New Roman" w:eastAsia="Times New Roman" w:hAnsi="Times New Roman" w:cs="Times New Roman"/>
+          <w:color w:val="000000"/>
+          <w:kern w:val="0"/>
+          <w14:ligatures w14:val="none"/>
+        </w:rPr>
+        <w:t> real-time structured data (APIs, RSS feeds, web crawling, financial reports, geopolitical datasets).</w:t>
       </w:r>
     </w:p>
     <w:p>
       <w:pPr>
-        <w:tabs>
-          <w:tab w:val="left" w:pos="916"/>
-          <w:tab w:val="left" w:pos="1832"/>
-          <w:tab w:val="left" w:pos="2748"/>
-          <w:tab w:val="left" w:pos="3664"/>
-          <w:tab w:val="left" w:pos="4580"/>
-          <w:tab w:val="left" w:pos="5496"/>
-          <w:tab w:val="left" w:pos="6412"/>
-          <w:tab w:val="left" w:pos="7328"/>
-          <w:tab w:val="left" w:pos="8244"/>
-          <w:tab w:val="left" w:pos="9160"/>
-          <w:tab w:val="left" w:pos="10076"/>
-          <w:tab w:val="left" w:pos="10992"/>
-          <w:tab w:val="left" w:pos="11908"/>
-          <w:tab w:val="left" w:pos="12824"/>
-          <w:tab w:val="left" w:pos="13740"/>
-          <w:tab w:val="left" w:pos="14656"/>
-        </w:tabs>
-        <w:spacing w:after="0" w:line="240" w:lineRule="auto"/>
-        <w:rPr>
-          <w:rFonts w:ascii="Courier New" w:eastAsia="Times New Roman" w:hAnsi="Courier New" w:cs="Courier New"/>
-          <w:color w:val="000000"/>
-          <w:kern w:val="0"/>
-          <w:sz w:val="20"/>
-          <w:szCs w:val="20"/>
-          <w14:ligatures w14:val="none"/>
-        </w:rPr>
-      </w:pPr>
-      <w:r>
-        <w:rPr>
-          <w:rFonts w:ascii="Courier New" w:eastAsia="Times New Roman" w:hAnsi="Courier New" w:cs="Courier New"/>
-          <w:color w:val="000000"/>
-          <w:kern w:val="0"/>
-          <w:sz w:val="20"/>
-          <w:szCs w:val="20"/>
-          <w14:ligatures w14:val="none"/>
-        </w:rPr>
-        <w:t>1</w:t>
-      </w:r>
+        <w:numPr>
+          <w:ilvl w:val="0"/>
+          <w:numId w:val="1"/>
+        </w:numPr>
+        <w:spacing w:before="100" w:beforeAutospacing="1" w:after="100" w:afterAutospacing="1" w:line="240" w:lineRule="auto"/>
+        <w:rPr>
+          <w:rFonts w:ascii="Times New Roman" w:eastAsia="Times New Roman" w:hAnsi="Times New Roman" w:cs="Times New Roman"/>
+          <w:color w:val="000000"/>
+          <w:kern w:val="0"/>
+          <w14:ligatures w14:val="none"/>
+        </w:rPr>
+      </w:pPr>
       <w:r>
         <w:rPr>
           <w:rFonts w:ascii="Apple Color Emoji" w:eastAsia="Times New Roman" w:hAnsi="Apple Color Emoji" w:cs="Apple Color Emoji"/>
           <w:color w:val="000000"/>
           <w:kern w:val="0"/>
-          <w:sz w:val="20"/>
-          <w:szCs w:val="20"/>
-          <w14:ligatures w14:val="none"/>
-        </w:rPr>
-        <w:t>️⃣</w:t>
-      </w:r>
-      <w:r>
-        <w:rPr>
-          <w:rFonts w:ascii="Courier New" w:eastAsia="Times New Roman" w:hAnsi="Courier New" w:cs="Courier New"/>
-          <w:color w:val="000000"/>
-          <w:kern w:val="0"/>
-          <w:sz w:val="20"/>
-          <w:szCs w:val="20"/>
-          <w14:ligatures w14:val="none"/>
-        </w:rPr>
-        <w:t xml:space="preserve"> Data Collection → 2</w:t>
-      </w:r>
-      <w:r>
-        <w:rPr>
-          <w:rFonts w:ascii="Apple Color Emoji" w:eastAsia="Times New Roman" w:hAnsi="Apple Color Emoji" w:cs="Apple Color Emoji"/>
-          <w:color w:val="000000"/>
-          <w:kern w:val="0"/>
-          <w:sz w:val="20"/>
-          <w:szCs w:val="20"/>
-          <w14:ligatures w14:val="none"/>
-        </w:rPr>
-        <w:t>️⃣</w:t>
-      </w:r>
-      <w:r>
-        <w:rPr>
-          <w:rFonts w:ascii="Courier New" w:eastAsia="Times New Roman" w:hAnsi="Courier New" w:cs="Courier New"/>
-          <w:color w:val="000000"/>
-          <w:kern w:val="0"/>
-          <w:sz w:val="20"/>
-          <w:szCs w:val="20"/>
-          <w14:ligatures w14:val="none"/>
-        </w:rPr>
-        <w:t xml:space="preserve"> Preprocessing → 3</w:t>
-      </w:r>
-      <w:r>
-        <w:rPr>
-          <w:rFonts w:ascii="Apple Color Emoji" w:eastAsia="Times New Roman" w:hAnsi="Apple Color Emoji" w:cs="Apple Color Emoji"/>
-          <w:color w:val="000000"/>
-          <w:kern w:val="0"/>
-          <w:sz w:val="20"/>
-          <w:szCs w:val="20"/>
-          <w14:ligatures w14:val="none"/>
-        </w:rPr>
-        <w:t>️⃣</w:t>
-      </w:r>
-      <w:r>
-        <w:rPr>
-          <w:rFonts w:ascii="Courier New" w:eastAsia="Times New Roman" w:hAnsi="Courier New" w:cs="Courier New"/>
-          <w:color w:val="000000"/>
-          <w:kern w:val="0"/>
-          <w:sz w:val="20"/>
-          <w:szCs w:val="20"/>
-          <w14:ligatures w14:val="none"/>
-        </w:rPr>
-        <w:t xml:space="preserve"> AI Processing → 4</w:t>
-      </w:r>
-      <w:r>
-        <w:rPr>
-          <w:rFonts w:ascii="Apple Color Emoji" w:eastAsia="Times New Roman" w:hAnsi="Apple Color Emoji" w:cs="Apple Color Emoji"/>
-          <w:color w:val="000000"/>
-          <w:kern w:val="0"/>
-          <w:sz w:val="20"/>
-          <w:szCs w:val="20"/>
-          <w14:ligatures w14:val="none"/>
-        </w:rPr>
-        <w:t>️⃣</w:t>
-      </w:r>
-      <w:r>
-        <w:rPr>
-          <w:rFonts w:ascii="Courier New" w:eastAsia="Times New Roman" w:hAnsi="Courier New" w:cs="Courier New"/>
-          <w:color w:val="000000"/>
-          <w:kern w:val="0"/>
-          <w:sz w:val="20"/>
-          <w:szCs w:val="20"/>
-          <w14:ligatures w14:val="none"/>
-        </w:rPr>
-        <w:t xml:space="preserve"> Postprocessing → 5</w:t>
-      </w:r>
-      <w:r>
-        <w:rPr>
-          <w:rFonts w:ascii="Apple Color Emoji" w:eastAsia="Times New Roman" w:hAnsi="Apple Color Emoji" w:cs="Apple Color Emoji"/>
-          <w:color w:val="000000"/>
-          <w:kern w:val="0"/>
-          <w:sz w:val="20"/>
-          <w:szCs w:val="20"/>
-          <w14:ligatures w14:val="none"/>
-        </w:rPr>
-        <w:t>️⃣</w:t>
-      </w:r>
-      <w:r>
-        <w:rPr>
-          <w:rFonts w:ascii="Courier New" w:eastAsia="Times New Roman" w:hAnsi="Courier New" w:cs="Courier New"/>
-          <w:color w:val="000000"/>
-          <w:kern w:val="0"/>
-          <w:sz w:val="20"/>
-          <w:szCs w:val="20"/>
-          <w14:ligatures w14:val="none"/>
-        </w:rPr>
-        <w:t xml:space="preserve"> User Interface</w:t>
+          <w14:ligatures w14:val="none"/>
+        </w:rPr>
+        <w:t>✅</w:t>
+      </w:r>
+      <w:r>
+        <w:rPr>
+          <w:rFonts w:ascii="Times New Roman" w:eastAsia="Times New Roman" w:hAnsi="Times New Roman" w:cs="Times New Roman"/>
+          <w:color w:val="000000"/>
+          <w:kern w:val="0"/>
+          <w14:ligatures w14:val="none"/>
+        </w:rPr>
+        <w:t> </w:t>
+      </w:r>
+      <w:r>
+        <w:rPr>
+          <w:rFonts w:ascii="Times New Roman" w:eastAsia="Times New Roman" w:hAnsi="Times New Roman" w:cs="Times New Roman"/>
+          <w:b/>
+          <w:bCs/>
+          <w:color w:val="000000"/>
+          <w:kern w:val="0"/>
+          <w14:ligatures w14:val="none"/>
+        </w:rPr>
+        <w:t>Normalize &amp; Structure</w:t>
+      </w:r>
+      <w:r>
+        <w:rPr>
+          <w:rFonts w:ascii="Times New Roman" w:eastAsia="Times New Roman" w:hAnsi="Times New Roman" w:cs="Times New Roman"/>
+          <w:color w:val="000000"/>
+          <w:kern w:val="0"/>
+          <w14:ligatures w14:val="none"/>
+        </w:rPr>
+        <w:t> raw datasets for uniformity.</w:t>
       </w:r>
     </w:p>
     <w:p>
       <w:pPr>
+        <w:numPr>
+          <w:ilvl w:val="0"/>
+          <w:numId w:val="1"/>
+        </w:numPr>
         <w:spacing w:before="100" w:beforeAutospacing="1" w:after="100" w:afterAutospacing="1" w:line="240" w:lineRule="auto"/>
-        <w:outlineLvl w:val="2"/>
+        <w:rPr>
+          <w:rFonts w:ascii="Times New Roman" w:eastAsia="Times New Roman" w:hAnsi="Times New Roman" w:cs="Times New Roman"/>
+          <w:color w:val="000000"/>
+          <w:kern w:val="0"/>
+          <w14:ligatures w14:val="none"/>
+        </w:rPr>
+      </w:pPr>
+      <w:r>
+        <w:rPr>
+          <w:rFonts w:ascii="Apple Color Emoji" w:eastAsia="Times New Roman" w:hAnsi="Apple Color Emoji" w:cs="Apple Color Emoji"/>
+          <w:color w:val="000000"/>
+          <w:kern w:val="0"/>
+          <w14:ligatures w14:val="none"/>
+        </w:rPr>
+        <w:t>✅</w:t>
+      </w:r>
+      <w:r>
+        <w:rPr>
+          <w:rFonts w:ascii="Times New Roman" w:eastAsia="Times New Roman" w:hAnsi="Times New Roman" w:cs="Times New Roman"/>
+          <w:color w:val="000000"/>
+          <w:kern w:val="0"/>
+          <w14:ligatures w14:val="none"/>
+        </w:rPr>
+        <w:t> </w:t>
+      </w:r>
+      <w:r>
         <w:rPr>
           <w:rFonts w:ascii="Times New Roman" w:eastAsia="Times New Roman" w:hAnsi="Times New Roman" w:cs="Times New Roman"/>
           <w:b/>
           <w:bCs/>
           <w:color w:val="000000"/>
           <w:kern w:val="0"/>
-          <w:sz w:val="27"/>
-          <w:szCs w:val="27"/>
-          <w14:ligatures w14:val="none"/>
-        </w:rPr>
-      </w:pPr>
+          <w14:ligatures w14:val="none"/>
+        </w:rPr>
+        <w:t>Store data in PostgreSQL</w:t>
+      </w:r>
+      <w:r>
+        <w:rPr>
+          <w:rFonts w:ascii="Times New Roman" w:eastAsia="Times New Roman" w:hAnsi="Times New Roman" w:cs="Times New Roman"/>
+          <w:color w:val="000000"/>
+          <w:kern w:val="0"/>
+          <w14:ligatures w14:val="none"/>
+        </w:rPr>
+        <w:t> for relational mapping.</w:t>
+      </w:r>
+    </w:p>
+    <w:p>
+      <w:pPr>
+        <w:spacing w:before="100" w:beforeAutospacing="1" w:after="100" w:afterAutospacing="1" w:line="240" w:lineRule="auto"/>
+        <w:rPr>
+          <w:rFonts w:ascii="Times New Roman" w:eastAsia="Times New Roman" w:hAnsi="Times New Roman" w:cs="Times New Roman"/>
+          <w:color w:val="000000"/>
+          <w:kern w:val="0"/>
+          <w14:ligatures w14:val="none"/>
+        </w:rPr>
+      </w:pPr>
+      <w:r>
+        <w:rPr>
+          <w:rFonts w:ascii="Times New Roman" w:eastAsia="Times New Roman" w:hAnsi="Times New Roman" w:cs="Times New Roman"/>
+          <w:color w:val="000000"/>
+          <w:kern w:val="0"/>
+          <w14:ligatures w14:val="none"/>
+        </w:rPr>
+        <w:t>2</w:t>
+      </w:r>
+      <w:r>
+        <w:rPr>
+          <w:rFonts w:ascii="Apple Color Emoji" w:eastAsia="Times New Roman" w:hAnsi="Apple Color Emoji" w:cs="Apple Color Emoji"/>
+          <w:color w:val="000000"/>
+          <w:kern w:val="0"/>
+          <w14:ligatures w14:val="none"/>
+        </w:rPr>
+        <w:t>️⃣</w:t>
+      </w:r>
+      <w:r>
+        <w:rPr>
+          <w:rFonts w:ascii="Times New Roman" w:eastAsia="Times New Roman" w:hAnsi="Times New Roman" w:cs="Times New Roman"/>
+          <w:color w:val="000000"/>
+          <w:kern w:val="0"/>
+          <w14:ligatures w14:val="none"/>
+        </w:rPr>
+        <w:t> </w:t>
+      </w:r>
       <w:r>
         <w:rPr>
           <w:rFonts w:ascii="Times New Roman" w:eastAsia="Times New Roman" w:hAnsi="Times New Roman" w:cs="Times New Roman"/>
@@ -989,24 +1013,95 @@
           <w:bCs/>
           <w:color w:val="000000"/>
           <w:kern w:val="0"/>
-          <w:sz w:val="27"/>
-          <w:szCs w:val="27"/>
-          <w14:ligatures w14:val="none"/>
-        </w:rPr>
-        <w:t>1</w:t>
-      </w:r>
+          <w14:ligatures w14:val="none"/>
+        </w:rPr>
+        <w:t>Data Preprocessing (Optimization &amp; Cleaning)</w:t>
+      </w:r>
+    </w:p>
+    <w:p>
+      <w:pPr>
+        <w:numPr>
+          <w:ilvl w:val="0"/>
+          <w:numId w:val="2"/>
+        </w:numPr>
+        <w:spacing w:before="100" w:beforeAutospacing="1" w:after="100" w:afterAutospacing="1" w:line="240" w:lineRule="auto"/>
+        <w:rPr>
+          <w:rFonts w:ascii="Times New Roman" w:eastAsia="Times New Roman" w:hAnsi="Times New Roman" w:cs="Times New Roman"/>
+          <w:color w:val="000000"/>
+          <w:kern w:val="0"/>
+          <w14:ligatures w14:val="none"/>
+        </w:rPr>
+      </w:pPr>
       <w:r>
         <w:rPr>
           <w:rFonts w:ascii="Apple Color Emoji" w:eastAsia="Times New Roman" w:hAnsi="Apple Color Emoji" w:cs="Apple Color Emoji"/>
+          <w:color w:val="000000"/>
+          <w:kern w:val="0"/>
+          <w14:ligatures w14:val="none"/>
+        </w:rPr>
+        <w:t>✅</w:t>
+      </w:r>
+      <w:r>
+        <w:rPr>
+          <w:rFonts w:ascii="Times New Roman" w:eastAsia="Times New Roman" w:hAnsi="Times New Roman" w:cs="Times New Roman"/>
+          <w:color w:val="000000"/>
+          <w:kern w:val="0"/>
+          <w14:ligatures w14:val="none"/>
+        </w:rPr>
+        <w:t> </w:t>
+      </w:r>
+      <w:r>
+        <w:rPr>
+          <w:rFonts w:ascii="Times New Roman" w:eastAsia="Times New Roman" w:hAnsi="Times New Roman" w:cs="Times New Roman"/>
           <w:b/>
           <w:bCs/>
           <w:color w:val="000000"/>
           <w:kern w:val="0"/>
-          <w:sz w:val="27"/>
-          <w:szCs w:val="27"/>
-          <w14:ligatures w14:val="none"/>
-        </w:rPr>
-        <w:t>️⃣</w:t>
+          <w14:ligatures w14:val="none"/>
+        </w:rPr>
+        <w:t>Deduplicate &amp; filter</w:t>
+      </w:r>
+      <w:r>
+        <w:rPr>
+          <w:rFonts w:ascii="Times New Roman" w:eastAsia="Times New Roman" w:hAnsi="Times New Roman" w:cs="Times New Roman"/>
+          <w:color w:val="000000"/>
+          <w:kern w:val="0"/>
+          <w14:ligatures w14:val="none"/>
+        </w:rPr>
+        <w:t> irrelevant information.</w:t>
+      </w:r>
+    </w:p>
+    <w:p>
+      <w:pPr>
+        <w:numPr>
+          <w:ilvl w:val="0"/>
+          <w:numId w:val="2"/>
+        </w:numPr>
+        <w:spacing w:before="100" w:beforeAutospacing="1" w:after="100" w:afterAutospacing="1" w:line="240" w:lineRule="auto"/>
+        <w:rPr>
+          <w:rFonts w:ascii="Times New Roman" w:eastAsia="Times New Roman" w:hAnsi="Times New Roman" w:cs="Times New Roman"/>
+          <w:color w:val="000000"/>
+          <w:kern w:val="0"/>
+          <w14:ligatures w14:val="none"/>
+        </w:rPr>
+      </w:pPr>
+      <w:r>
+        <w:rPr>
+          <w:rFonts w:ascii="Apple Color Emoji" w:eastAsia="Times New Roman" w:hAnsi="Apple Color Emoji" w:cs="Apple Color Emoji"/>
+          <w:color w:val="000000"/>
+          <w:kern w:val="0"/>
+          <w14:ligatures w14:val="none"/>
+        </w:rPr>
+        <w:t>✅</w:t>
+      </w:r>
+      <w:r>
+        <w:rPr>
+          <w:rFonts w:ascii="Times New Roman" w:eastAsia="Times New Roman" w:hAnsi="Times New Roman" w:cs="Times New Roman"/>
+          <w:color w:val="000000"/>
+          <w:kern w:val="0"/>
+          <w14:ligatures w14:val="none"/>
+        </w:rPr>
+        <w:t> </w:t>
       </w:r>
       <w:r>
         <w:rPr>
@@ -1015,15 +1110,26 @@
           <w:bCs/>
           <w:color w:val="000000"/>
           <w:kern w:val="0"/>
-          <w:sz w:val="27"/>
-          <w:szCs w:val="27"/>
-          <w14:ligatures w14:val="none"/>
-        </w:rPr>
-        <w:t xml:space="preserve"> Data Collection (News Ingestion)</w:t>
+          <w14:ligatures w14:val="none"/>
+        </w:rPr>
+        <w:t>Tokenize &amp; structure</w:t>
+      </w:r>
+      <w:r>
+        <w:rPr>
+          <w:rFonts w:ascii="Times New Roman" w:eastAsia="Times New Roman" w:hAnsi="Times New Roman" w:cs="Times New Roman"/>
+          <w:color w:val="000000"/>
+          <w:kern w:val="0"/>
+          <w14:ligatures w14:val="none"/>
+        </w:rPr>
+        <w:t> data for model consumption.</w:t>
       </w:r>
     </w:p>
     <w:p>
       <w:pPr>
+        <w:numPr>
+          <w:ilvl w:val="0"/>
+          <w:numId w:val="2"/>
+        </w:numPr>
         <w:spacing w:before="100" w:beforeAutospacing="1" w:after="100" w:afterAutospacing="1" w:line="240" w:lineRule="auto"/>
         <w:rPr>
           <w:rFonts w:ascii="Times New Roman" w:eastAsia="Times New Roman" w:hAnsi="Times New Roman" w:cs="Times New Roman"/>
@@ -1059,25 +1165,36 @@
           <w:kern w:val="0"/>
           <w14:ligatures w14:val="none"/>
         </w:rPr>
-        <w:t>Scrape &amp; Aggregate</w:t>
-      </w:r>
-      <w:r>
-        <w:rPr>
-          <w:rFonts w:ascii="Times New Roman" w:eastAsia="Times New Roman" w:hAnsi="Times New Roman" w:cs="Times New Roman"/>
-          <w:color w:val="000000"/>
-          <w:kern w:val="0"/>
-          <w14:ligatures w14:val="none"/>
-        </w:rPr>
-        <w:t> real-time news data (APIs, RSS feeds, web crawling).</w:t>
-      </w:r>
-      <w:r>
-        <w:rPr>
-          <w:rFonts w:ascii="Times New Roman" w:eastAsia="Times New Roman" w:hAnsi="Times New Roman" w:cs="Times New Roman"/>
-          <w:color w:val="000000"/>
-          <w:kern w:val="0"/>
-          <w14:ligatures w14:val="none"/>
-        </w:rPr>
-        <w:br/>
+        <w:t>Entity &amp; Relationship Extraction</w:t>
+      </w:r>
+      <w:r>
+        <w:rPr>
+          <w:rFonts w:ascii="Times New Roman" w:eastAsia="Times New Roman" w:hAnsi="Times New Roman" w:cs="Times New Roman"/>
+          <w:color w:val="000000"/>
+          <w:kern w:val="0"/>
+          <w14:ligatures w14:val="none"/>
+        </w:rPr>
+        <w:t> using Named Entity Recognition (NER).</w:t>
+      </w:r>
+    </w:p>
+    <w:p>
+      <w:pPr>
+        <w:spacing w:before="100" w:beforeAutospacing="1" w:after="100" w:afterAutospacing="1" w:line="240" w:lineRule="auto"/>
+        <w:rPr>
+          <w:rFonts w:ascii="Times New Roman" w:eastAsia="Times New Roman" w:hAnsi="Times New Roman" w:cs="Times New Roman"/>
+          <w:color w:val="000000"/>
+          <w:kern w:val="0"/>
+          <w14:ligatures w14:val="none"/>
+        </w:rPr>
+      </w:pPr>
+      <w:r>
+        <w:rPr>
+          <w:rFonts w:ascii="Times New Roman" w:eastAsia="Times New Roman" w:hAnsi="Times New Roman" w:cs="Times New Roman"/>
+          <w:color w:val="000000"/>
+          <w:kern w:val="0"/>
+          <w14:ligatures w14:val="none"/>
+        </w:rPr>
+        <w:t>3</w:t>
       </w:r>
       <w:r>
         <w:rPr>
@@ -1086,7 +1203,7 @@
           <w:kern w:val="0"/>
           <w14:ligatures w14:val="none"/>
         </w:rPr>
-        <w:t>✅</w:t>
+        <w:t>️⃣</w:t>
       </w:r>
       <w:r>
         <w:rPr>
@@ -1106,26 +1223,23 @@
           <w:kern w:val="0"/>
           <w14:ligatures w14:val="none"/>
         </w:rPr>
-        <w:t>Normalize data formats</w:t>
-      </w:r>
-      <w:r>
-        <w:rPr>
-          <w:rFonts w:ascii="Times New Roman" w:eastAsia="Times New Roman" w:hAnsi="Times New Roman" w:cs="Times New Roman"/>
-          <w:color w:val="000000"/>
-          <w:kern w:val="0"/>
-          <w14:ligatures w14:val="none"/>
-        </w:rPr>
-        <w:t> for consistent processing.</w:t>
-      </w:r>
-      <w:r>
-        <w:rPr>
-          <w:rFonts w:ascii="Times New Roman" w:eastAsia="Times New Roman" w:hAnsi="Times New Roman" w:cs="Times New Roman"/>
-          <w:color w:val="000000"/>
-          <w:kern w:val="0"/>
-          <w14:ligatures w14:val="none"/>
-        </w:rPr>
-        <w:br/>
-      </w:r>
+        <w:t>AI Processing (Core Intelligence Engine)</w:t>
+      </w:r>
+    </w:p>
+    <w:p>
+      <w:pPr>
+        <w:numPr>
+          <w:ilvl w:val="0"/>
+          <w:numId w:val="3"/>
+        </w:numPr>
+        <w:spacing w:before="100" w:beforeAutospacing="1" w:after="100" w:afterAutospacing="1" w:line="240" w:lineRule="auto"/>
+        <w:rPr>
+          <w:rFonts w:ascii="Times New Roman" w:eastAsia="Times New Roman" w:hAnsi="Times New Roman" w:cs="Times New Roman"/>
+          <w:color w:val="000000"/>
+          <w:kern w:val="0"/>
+          <w14:ligatures w14:val="none"/>
+        </w:rPr>
+      </w:pPr>
       <w:r>
         <w:rPr>
           <w:rFonts w:ascii="Apple Color Emoji" w:eastAsia="Times New Roman" w:hAnsi="Apple Color Emoji" w:cs="Apple Color Emoji"/>
@@ -1153,33 +1267,63 @@
           <w:kern w:val="0"/>
           <w14:ligatures w14:val="none"/>
         </w:rPr>
-        <w:t>Store raw news articles</w:t>
-      </w:r>
-      <w:r>
-        <w:rPr>
-          <w:rFonts w:ascii="Times New Roman" w:eastAsia="Times New Roman" w:hAnsi="Times New Roman" w:cs="Times New Roman"/>
-          <w:color w:val="000000"/>
-          <w:kern w:val="0"/>
-          <w14:ligatures w14:val="none"/>
-        </w:rPr>
-        <w:t> in MongoDB/PostgreSQL.</w:t>
+        <w:t>Mistral identifies contradictions</w:t>
+      </w:r>
+      <w:r>
+        <w:rPr>
+          <w:rFonts w:ascii="Times New Roman" w:eastAsia="Times New Roman" w:hAnsi="Times New Roman" w:cs="Times New Roman"/>
+          <w:color w:val="000000"/>
+          <w:kern w:val="0"/>
+          <w14:ligatures w14:val="none"/>
+        </w:rPr>
+        <w:t> across datasets.</w:t>
       </w:r>
     </w:p>
     <w:p>
       <w:pPr>
+        <w:numPr>
+          <w:ilvl w:val="0"/>
+          <w:numId w:val="3"/>
+        </w:numPr>
         <w:spacing w:before="100" w:beforeAutospacing="1" w:after="100" w:afterAutospacing="1" w:line="240" w:lineRule="auto"/>
-        <w:outlineLvl w:val="2"/>
+        <w:rPr>
+          <w:rFonts w:ascii="Times New Roman" w:eastAsia="Times New Roman" w:hAnsi="Times New Roman" w:cs="Times New Roman"/>
+          <w:color w:val="000000"/>
+          <w:kern w:val="0"/>
+          <w14:ligatures w14:val="none"/>
+        </w:rPr>
+      </w:pPr>
+      <w:r>
+        <w:rPr>
+          <w:rFonts w:ascii="Apple Color Emoji" w:eastAsia="Times New Roman" w:hAnsi="Apple Color Emoji" w:cs="Apple Color Emoji"/>
+          <w:color w:val="000000"/>
+          <w:kern w:val="0"/>
+          <w14:ligatures w14:val="none"/>
+        </w:rPr>
+        <w:t>✅</w:t>
+      </w:r>
+      <w:r>
+        <w:rPr>
+          <w:rFonts w:ascii="Times New Roman" w:eastAsia="Times New Roman" w:hAnsi="Times New Roman" w:cs="Times New Roman"/>
+          <w:color w:val="000000"/>
+          <w:kern w:val="0"/>
+          <w14:ligatures w14:val="none"/>
+        </w:rPr>
+        <w:t> </w:t>
+      </w:r>
+      <w:proofErr w:type="spellStart"/>
+      <w:r>
         <w:rPr>
           <w:rFonts w:ascii="Times New Roman" w:eastAsia="Times New Roman" w:hAnsi="Times New Roman" w:cs="Times New Roman"/>
           <w:b/>
           <w:bCs/>
           <w:color w:val="000000"/>
           <w:kern w:val="0"/>
-          <w:sz w:val="27"/>
-          <w:szCs w:val="27"/>
-          <w14:ligatures w14:val="none"/>
-        </w:rPr>
-      </w:pPr>
+          <w14:ligatures w14:val="none"/>
+        </w:rPr>
+        <w:t>DeepSeek</w:t>
+      </w:r>
+      <w:proofErr w:type="spellEnd"/>
       <w:r>
         <w:rPr>
           <w:rFonts w:ascii="Times New Roman" w:eastAsia="Times New Roman" w:hAnsi="Times New Roman" w:cs="Times New Roman"/>
@@ -1187,25 +1331,65 @@
           <w:bCs/>
           <w:color w:val="000000"/>
           <w:kern w:val="0"/>
-          <w:sz w:val="27"/>
-          <w:szCs w:val="27"/>
-          <w14:ligatures w14:val="none"/>
-        </w:rPr>
-        <w:t>2</w:t>
-      </w:r>
+          <w14:ligatures w14:val="none"/>
+        </w:rPr>
+        <w:t xml:space="preserve"> Coder maps structural manipulation</w:t>
+      </w:r>
+      <w:r>
+        <w:rPr>
+          <w:rFonts w:ascii="Times New Roman" w:eastAsia="Times New Roman" w:hAnsi="Times New Roman" w:cs="Times New Roman"/>
+          <w:color w:val="000000"/>
+          <w:kern w:val="0"/>
+          <w14:ligatures w14:val="none"/>
+        </w:rPr>
+        <w:t> in financial &amp; political narratives.</w:t>
+      </w:r>
+    </w:p>
+    <w:p>
+      <w:pPr>
+        <w:numPr>
+          <w:ilvl w:val="0"/>
+          <w:numId w:val="3"/>
+        </w:numPr>
+        <w:spacing w:before="100" w:beforeAutospacing="1" w:after="100" w:afterAutospacing="1" w:line="240" w:lineRule="auto"/>
+        <w:rPr>
+          <w:rFonts w:ascii="Times New Roman" w:eastAsia="Times New Roman" w:hAnsi="Times New Roman" w:cs="Times New Roman"/>
+          <w:color w:val="000000"/>
+          <w:kern w:val="0"/>
+          <w14:ligatures w14:val="none"/>
+        </w:rPr>
+      </w:pPr>
       <w:r>
         <w:rPr>
           <w:rFonts w:ascii="Apple Color Emoji" w:eastAsia="Times New Roman" w:hAnsi="Apple Color Emoji" w:cs="Apple Color Emoji"/>
+          <w:color w:val="000000"/>
+          <w:kern w:val="0"/>
+          <w14:ligatures w14:val="none"/>
+        </w:rPr>
+        <w:t>✅</w:t>
+      </w:r>
+      <w:r>
+        <w:rPr>
+          <w:rFonts w:ascii="Times New Roman" w:eastAsia="Times New Roman" w:hAnsi="Times New Roman" w:cs="Times New Roman"/>
+          <w:color w:val="000000"/>
+          <w:kern w:val="0"/>
+          <w14:ligatures w14:val="none"/>
+        </w:rPr>
+        <w:t> </w:t>
+      </w:r>
+      <w:proofErr w:type="spellStart"/>
+      <w:r>
+        <w:rPr>
+          <w:rFonts w:ascii="Times New Roman" w:eastAsia="Times New Roman" w:hAnsi="Times New Roman" w:cs="Times New Roman"/>
           <w:b/>
           <w:bCs/>
           <w:color w:val="000000"/>
           <w:kern w:val="0"/>
-          <w:sz w:val="27"/>
-          <w:szCs w:val="27"/>
-          <w14:ligatures w14:val="none"/>
-        </w:rPr>
-        <w:t>️⃣</w:t>
-      </w:r>
+          <w14:ligatures w14:val="none"/>
+        </w:rPr>
+        <w:t>Ollama</w:t>
+      </w:r>
+      <w:proofErr w:type="spellEnd"/>
       <w:r>
         <w:rPr>
           <w:rFonts w:ascii="Times New Roman" w:eastAsia="Times New Roman" w:hAnsi="Times New Roman" w:cs="Times New Roman"/>
@@ -1213,11 +1397,18 @@
           <w:bCs/>
           <w:color w:val="000000"/>
           <w:kern w:val="0"/>
-          <w:sz w:val="27"/>
-          <w:szCs w:val="27"/>
-          <w14:ligatures w14:val="none"/>
-        </w:rPr>
-        <w:t xml:space="preserve"> Data Preprocessing</w:t>
+          <w14:ligatures w14:val="none"/>
+        </w:rPr>
+        <w:t xml:space="preserve"> executes inference locally</w:t>
+      </w:r>
+      <w:r>
+        <w:rPr>
+          <w:rFonts w:ascii="Times New Roman" w:eastAsia="Times New Roman" w:hAnsi="Times New Roman" w:cs="Times New Roman"/>
+          <w:color w:val="000000"/>
+          <w:kern w:val="0"/>
+          <w14:ligatures w14:val="none"/>
+        </w:rPr>
+        <w:t> to maintain privacy &amp; speed.</w:t>
       </w:r>
     </w:p>
     <w:p>
@@ -1232,12 +1423,21 @@
       </w:pPr>
       <w:r>
         <w:rPr>
+          <w:rFonts w:ascii="Times New Roman" w:eastAsia="Times New Roman" w:hAnsi="Times New Roman" w:cs="Times New Roman"/>
+          <w:color w:val="000000"/>
+          <w:kern w:val="0"/>
+          <w14:ligatures w14:val="none"/>
+        </w:rPr>
+        <w:t>4</w:t>
+      </w:r>
+      <w:r>
+        <w:rPr>
           <w:rFonts w:ascii="Apple Color Emoji" w:eastAsia="Times New Roman" w:hAnsi="Apple Color Emoji" w:cs="Apple Color Emoji"/>
           <w:color w:val="000000"/>
           <w:kern w:val="0"/>
           <w14:ligatures w14:val="none"/>
         </w:rPr>
-        <w:t>✅</w:t>
+        <w:t>️⃣</w:t>
       </w:r>
       <w:r>
         <w:rPr>
@@ -1257,26 +1457,23 @@
           <w:kern w:val="0"/>
           <w14:ligatures w14:val="none"/>
         </w:rPr>
-        <w:t>Remove duplicates &amp; filter noise</w:t>
-      </w:r>
-      <w:r>
-        <w:rPr>
-          <w:rFonts w:ascii="Times New Roman" w:eastAsia="Times New Roman" w:hAnsi="Times New Roman" w:cs="Times New Roman"/>
-          <w:color w:val="000000"/>
-          <w:kern w:val="0"/>
-          <w14:ligatures w14:val="none"/>
-        </w:rPr>
-        <w:t> to improve AI efficiency.</w:t>
-      </w:r>
-      <w:r>
-        <w:rPr>
-          <w:rFonts w:ascii="Times New Roman" w:eastAsia="Times New Roman" w:hAnsi="Times New Roman" w:cs="Times New Roman"/>
-          <w:color w:val="000000"/>
-          <w:kern w:val="0"/>
-          <w14:ligatures w14:val="none"/>
-        </w:rPr>
-        <w:br/>
-      </w:r>
+        <w:t>Postprocessing &amp; Validation</w:t>
+      </w:r>
+    </w:p>
+    <w:p>
+      <w:pPr>
+        <w:numPr>
+          <w:ilvl w:val="0"/>
+          <w:numId w:val="4"/>
+        </w:numPr>
+        <w:spacing w:before="100" w:beforeAutospacing="1" w:after="100" w:afterAutospacing="1" w:line="240" w:lineRule="auto"/>
+        <w:rPr>
+          <w:rFonts w:ascii="Times New Roman" w:eastAsia="Times New Roman" w:hAnsi="Times New Roman" w:cs="Times New Roman"/>
+          <w:color w:val="000000"/>
+          <w:kern w:val="0"/>
+          <w14:ligatures w14:val="none"/>
+        </w:rPr>
+      </w:pPr>
       <w:r>
         <w:rPr>
           <w:rFonts w:ascii="Apple Color Emoji" w:eastAsia="Times New Roman" w:hAnsi="Apple Color Emoji" w:cs="Apple Color Emoji"/>
@@ -1304,26 +1501,32 @@
           <w:kern w:val="0"/>
           <w14:ligatures w14:val="none"/>
         </w:rPr>
-        <w:t>Tokenize &amp; structure text</w:t>
-      </w:r>
-      <w:r>
-        <w:rPr>
-          <w:rFonts w:ascii="Times New Roman" w:eastAsia="Times New Roman" w:hAnsi="Times New Roman" w:cs="Times New Roman"/>
-          <w:color w:val="000000"/>
-          <w:kern w:val="0"/>
-          <w14:ligatures w14:val="none"/>
-        </w:rPr>
-        <w:t> for AI model input.</w:t>
-      </w:r>
-      <w:r>
-        <w:rPr>
-          <w:rFonts w:ascii="Times New Roman" w:eastAsia="Times New Roman" w:hAnsi="Times New Roman" w:cs="Times New Roman"/>
-          <w:color w:val="000000"/>
-          <w:kern w:val="0"/>
-          <w14:ligatures w14:val="none"/>
-        </w:rPr>
-        <w:br/>
-      </w:r>
+        <w:t>Validate AI outputs</w:t>
+      </w:r>
+      <w:r>
+        <w:rPr>
+          <w:rFonts w:ascii="Times New Roman" w:eastAsia="Times New Roman" w:hAnsi="Times New Roman" w:cs="Times New Roman"/>
+          <w:color w:val="000000"/>
+          <w:kern w:val="0"/>
+          <w14:ligatures w14:val="none"/>
+        </w:rPr>
+        <w:t> against existing datasets for accuracy.</w:t>
+      </w:r>
+    </w:p>
+    <w:p>
+      <w:pPr>
+        <w:numPr>
+          <w:ilvl w:val="0"/>
+          <w:numId w:val="4"/>
+        </w:numPr>
+        <w:spacing w:before="100" w:beforeAutospacing="1" w:after="100" w:afterAutospacing="1" w:line="240" w:lineRule="auto"/>
+        <w:rPr>
+          <w:rFonts w:ascii="Times New Roman" w:eastAsia="Times New Roman" w:hAnsi="Times New Roman" w:cs="Times New Roman"/>
+          <w:color w:val="000000"/>
+          <w:kern w:val="0"/>
+          <w14:ligatures w14:val="none"/>
+        </w:rPr>
+      </w:pPr>
       <w:r>
         <w:rPr>
           <w:rFonts w:ascii="Apple Color Emoji" w:eastAsia="Times New Roman" w:hAnsi="Apple Color Emoji" w:cs="Apple Color Emoji"/>
@@ -1351,33 +1554,100 @@
           <w:kern w:val="0"/>
           <w14:ligatures w14:val="none"/>
         </w:rPr>
-        <w:t>Identify key entities &amp; topics</w:t>
-      </w:r>
-      <w:r>
-        <w:rPr>
-          <w:rFonts w:ascii="Times New Roman" w:eastAsia="Times New Roman" w:hAnsi="Times New Roman" w:cs="Times New Roman"/>
-          <w:color w:val="000000"/>
-          <w:kern w:val="0"/>
-          <w14:ligatures w14:val="none"/>
-        </w:rPr>
-        <w:t> using Named Entity Recognition (NER).</w:t>
+        <w:t>Tag flagged entities &amp; information flow discrepancies</w:t>
+      </w:r>
+      <w:r>
+        <w:rPr>
+          <w:rFonts w:ascii="Times New Roman" w:eastAsia="Times New Roman" w:hAnsi="Times New Roman" w:cs="Times New Roman"/>
+          <w:color w:val="000000"/>
+          <w:kern w:val="0"/>
+          <w14:ligatures w14:val="none"/>
+        </w:rPr>
+        <w:t> with confidence scores.</w:t>
       </w:r>
     </w:p>
     <w:p>
       <w:pPr>
+        <w:numPr>
+          <w:ilvl w:val="0"/>
+          <w:numId w:val="4"/>
+        </w:numPr>
         <w:spacing w:before="100" w:beforeAutospacing="1" w:after="100" w:afterAutospacing="1" w:line="240" w:lineRule="auto"/>
-        <w:outlineLvl w:val="2"/>
+        <w:rPr>
+          <w:rFonts w:ascii="Times New Roman" w:eastAsia="Times New Roman" w:hAnsi="Times New Roman" w:cs="Times New Roman"/>
+          <w:color w:val="000000"/>
+          <w:kern w:val="0"/>
+          <w14:ligatures w14:val="none"/>
+        </w:rPr>
+      </w:pPr>
+      <w:r>
+        <w:rPr>
+          <w:rFonts w:ascii="Apple Color Emoji" w:eastAsia="Times New Roman" w:hAnsi="Apple Color Emoji" w:cs="Apple Color Emoji"/>
+          <w:color w:val="000000"/>
+          <w:kern w:val="0"/>
+          <w14:ligatures w14:val="none"/>
+        </w:rPr>
+        <w:lastRenderedPageBreak/>
+        <w:t>✅</w:t>
+      </w:r>
+      <w:r>
+        <w:rPr>
+          <w:rFonts w:ascii="Times New Roman" w:eastAsia="Times New Roman" w:hAnsi="Times New Roman" w:cs="Times New Roman"/>
+          <w:color w:val="000000"/>
+          <w:kern w:val="0"/>
+          <w14:ligatures w14:val="none"/>
+        </w:rPr>
+        <w:t> </w:t>
+      </w:r>
+      <w:r>
         <w:rPr>
           <w:rFonts w:ascii="Times New Roman" w:eastAsia="Times New Roman" w:hAnsi="Times New Roman" w:cs="Times New Roman"/>
           <w:b/>
           <w:bCs/>
           <w:color w:val="000000"/>
           <w:kern w:val="0"/>
-          <w:sz w:val="27"/>
-          <w:szCs w:val="27"/>
-          <w14:ligatures w14:val="none"/>
-        </w:rPr>
-      </w:pPr>
+          <w14:ligatures w14:val="none"/>
+        </w:rPr>
+        <w:t>Format AI outputs for API accessibility.</w:t>
+      </w:r>
+    </w:p>
+    <w:p>
+      <w:pPr>
+        <w:spacing w:before="100" w:beforeAutospacing="1" w:after="100" w:afterAutospacing="1" w:line="240" w:lineRule="auto"/>
+        <w:rPr>
+          <w:rFonts w:ascii="Times New Roman" w:eastAsia="Times New Roman" w:hAnsi="Times New Roman" w:cs="Times New Roman"/>
+          <w:color w:val="000000"/>
+          <w:kern w:val="0"/>
+          <w14:ligatures w14:val="none"/>
+        </w:rPr>
+      </w:pPr>
+      <w:r>
+        <w:rPr>
+          <w:rFonts w:ascii="Times New Roman" w:eastAsia="Times New Roman" w:hAnsi="Times New Roman" w:cs="Times New Roman"/>
+          <w:color w:val="000000"/>
+          <w:kern w:val="0"/>
+          <w14:ligatures w14:val="none"/>
+        </w:rPr>
+        <w:t>5</w:t>
+      </w:r>
+      <w:r>
+        <w:rPr>
+          <w:rFonts w:ascii="Apple Color Emoji" w:eastAsia="Times New Roman" w:hAnsi="Apple Color Emoji" w:cs="Apple Color Emoji"/>
+          <w:color w:val="000000"/>
+          <w:kern w:val="0"/>
+          <w14:ligatures w14:val="none"/>
+        </w:rPr>
+        <w:t>️⃣</w:t>
+      </w:r>
+      <w:r>
+        <w:rPr>
+          <w:rFonts w:ascii="Times New Roman" w:eastAsia="Times New Roman" w:hAnsi="Times New Roman" w:cs="Times New Roman"/>
+          <w:color w:val="000000"/>
+          <w:kern w:val="0"/>
+          <w14:ligatures w14:val="none"/>
+        </w:rPr>
+        <w:t> </w:t>
+      </w:r>
       <w:r>
         <w:rPr>
           <w:rFonts w:ascii="Times New Roman" w:eastAsia="Times New Roman" w:hAnsi="Times New Roman" w:cs="Times New Roman"/>
@@ -1385,24 +1655,95 @@
           <w:bCs/>
           <w:color w:val="000000"/>
           <w:kern w:val="0"/>
-          <w:sz w:val="27"/>
-          <w:szCs w:val="27"/>
-          <w14:ligatures w14:val="none"/>
-        </w:rPr>
-        <w:t>3</w:t>
-      </w:r>
+          <w14:ligatures w14:val="none"/>
+        </w:rPr>
+        <w:t>API Layer &amp; Data Delivery</w:t>
+      </w:r>
+    </w:p>
+    <w:p>
+      <w:pPr>
+        <w:numPr>
+          <w:ilvl w:val="0"/>
+          <w:numId w:val="5"/>
+        </w:numPr>
+        <w:spacing w:before="100" w:beforeAutospacing="1" w:after="100" w:afterAutospacing="1" w:line="240" w:lineRule="auto"/>
+        <w:rPr>
+          <w:rFonts w:ascii="Times New Roman" w:eastAsia="Times New Roman" w:hAnsi="Times New Roman" w:cs="Times New Roman"/>
+          <w:color w:val="000000"/>
+          <w:kern w:val="0"/>
+          <w14:ligatures w14:val="none"/>
+        </w:rPr>
+      </w:pPr>
       <w:r>
         <w:rPr>
           <w:rFonts w:ascii="Apple Color Emoji" w:eastAsia="Times New Roman" w:hAnsi="Apple Color Emoji" w:cs="Apple Color Emoji"/>
+          <w:color w:val="000000"/>
+          <w:kern w:val="0"/>
+          <w14:ligatures w14:val="none"/>
+        </w:rPr>
+        <w:t>✅</w:t>
+      </w:r>
+      <w:r>
+        <w:rPr>
+          <w:rFonts w:ascii="Times New Roman" w:eastAsia="Times New Roman" w:hAnsi="Times New Roman" w:cs="Times New Roman"/>
+          <w:color w:val="000000"/>
+          <w:kern w:val="0"/>
+          <w14:ligatures w14:val="none"/>
+        </w:rPr>
+        <w:t> </w:t>
+      </w:r>
+      <w:r>
+        <w:rPr>
+          <w:rFonts w:ascii="Times New Roman" w:eastAsia="Times New Roman" w:hAnsi="Times New Roman" w:cs="Times New Roman"/>
           <w:b/>
           <w:bCs/>
           <w:color w:val="000000"/>
           <w:kern w:val="0"/>
-          <w:sz w:val="27"/>
-          <w:szCs w:val="27"/>
-          <w14:ligatures w14:val="none"/>
-        </w:rPr>
-        <w:t>️⃣</w:t>
+          <w14:ligatures w14:val="none"/>
+        </w:rPr>
+        <w:t>Expose AI-processed data via API endpoints</w:t>
+      </w:r>
+      <w:r>
+        <w:rPr>
+          <w:rFonts w:ascii="Times New Roman" w:eastAsia="Times New Roman" w:hAnsi="Times New Roman" w:cs="Times New Roman"/>
+          <w:color w:val="000000"/>
+          <w:kern w:val="0"/>
+          <w14:ligatures w14:val="none"/>
+        </w:rPr>
+        <w:t>.</w:t>
+      </w:r>
+    </w:p>
+    <w:p>
+      <w:pPr>
+        <w:numPr>
+          <w:ilvl w:val="0"/>
+          <w:numId w:val="5"/>
+        </w:numPr>
+        <w:spacing w:before="100" w:beforeAutospacing="1" w:after="100" w:afterAutospacing="1" w:line="240" w:lineRule="auto"/>
+        <w:rPr>
+          <w:rFonts w:ascii="Times New Roman" w:eastAsia="Times New Roman" w:hAnsi="Times New Roman" w:cs="Times New Roman"/>
+          <w:color w:val="000000"/>
+          <w:kern w:val="0"/>
+          <w14:ligatures w14:val="none"/>
+        </w:rPr>
+      </w:pPr>
+      <w:r>
+        <w:rPr>
+          <w:rFonts w:ascii="Apple Color Emoji" w:eastAsia="Times New Roman" w:hAnsi="Apple Color Emoji" w:cs="Apple Color Emoji"/>
+          <w:color w:val="000000"/>
+          <w:kern w:val="0"/>
+          <w14:ligatures w14:val="none"/>
+        </w:rPr>
+        <w:t>✅</w:t>
+      </w:r>
+      <w:r>
+        <w:rPr>
+          <w:rFonts w:ascii="Times New Roman" w:eastAsia="Times New Roman" w:hAnsi="Times New Roman" w:cs="Times New Roman"/>
+          <w:color w:val="000000"/>
+          <w:kern w:val="0"/>
+          <w14:ligatures w14:val="none"/>
+        </w:rPr>
+        <w:t> </w:t>
       </w:r>
       <w:r>
         <w:rPr>
@@ -1411,15 +1752,17 @@
           <w:bCs/>
           <w:color w:val="000000"/>
           <w:kern w:val="0"/>
-          <w:sz w:val="27"/>
-          <w:szCs w:val="27"/>
-          <w14:ligatures w14:val="none"/>
-        </w:rPr>
-        <w:t xml:space="preserve"> AI Processing (Core Intelligence Engine)</w:t>
+          <w14:ligatures w14:val="none"/>
+        </w:rPr>
+        <w:t>Provide structured data outputs for analytical tools &amp; third-party applications.</w:t>
       </w:r>
     </w:p>
     <w:p>
       <w:pPr>
+        <w:numPr>
+          <w:ilvl w:val="0"/>
+          <w:numId w:val="5"/>
+        </w:numPr>
         <w:spacing w:before="100" w:beforeAutospacing="1" w:after="100" w:afterAutospacing="1" w:line="240" w:lineRule="auto"/>
         <w:rPr>
           <w:rFonts w:ascii="Times New Roman" w:eastAsia="Times New Roman" w:hAnsi="Times New Roman" w:cs="Times New Roman"/>
@@ -1455,574 +1798,23 @@
           <w:kern w:val="0"/>
           <w14:ligatures w14:val="none"/>
         </w:rPr>
-        <w:t>Mistral analyzes contradictions</w:t>
-      </w:r>
-      <w:r>
-        <w:rPr>
-          <w:rFonts w:ascii="Times New Roman" w:eastAsia="Times New Roman" w:hAnsi="Times New Roman" w:cs="Times New Roman"/>
-          <w:color w:val="000000"/>
-          <w:kern w:val="0"/>
-          <w14:ligatures w14:val="none"/>
-        </w:rPr>
-        <w:t> between multiple sources.</w:t>
-      </w:r>
-      <w:r>
-        <w:rPr>
-          <w:rFonts w:ascii="Times New Roman" w:eastAsia="Times New Roman" w:hAnsi="Times New Roman" w:cs="Times New Roman"/>
-          <w:color w:val="000000"/>
-          <w:kern w:val="0"/>
-          <w14:ligatures w14:val="none"/>
-        </w:rPr>
-        <w:br/>
-      </w:r>
-      <w:r>
-        <w:rPr>
-          <w:rFonts w:ascii="Apple Color Emoji" w:eastAsia="Times New Roman" w:hAnsi="Apple Color Emoji" w:cs="Apple Color Emoji"/>
-          <w:color w:val="000000"/>
-          <w:kern w:val="0"/>
-          <w14:ligatures w14:val="none"/>
-        </w:rPr>
-        <w:t>✅</w:t>
-      </w:r>
-      <w:r>
-        <w:rPr>
-          <w:rFonts w:ascii="Times New Roman" w:eastAsia="Times New Roman" w:hAnsi="Times New Roman" w:cs="Times New Roman"/>
-          <w:color w:val="000000"/>
-          <w:kern w:val="0"/>
-          <w14:ligatures w14:val="none"/>
-        </w:rPr>
-        <w:t> </w:t>
-      </w:r>
-      <w:proofErr w:type="spellStart"/>
-      <w:r>
-        <w:rPr>
-          <w:rFonts w:ascii="Times New Roman" w:eastAsia="Times New Roman" w:hAnsi="Times New Roman" w:cs="Times New Roman"/>
-          <w:b/>
-          <w:bCs/>
-          <w:color w:val="000000"/>
-          <w:kern w:val="0"/>
-          <w14:ligatures w14:val="none"/>
-        </w:rPr>
-        <w:t>LangChain</w:t>
-      </w:r>
-      <w:proofErr w:type="spellEnd"/>
-      <w:r>
-        <w:rPr>
-          <w:rFonts w:ascii="Times New Roman" w:eastAsia="Times New Roman" w:hAnsi="Times New Roman" w:cs="Times New Roman"/>
-          <w:b/>
-          <w:bCs/>
-          <w:color w:val="000000"/>
-          <w:kern w:val="0"/>
-          <w14:ligatures w14:val="none"/>
-        </w:rPr>
-        <w:t xml:space="preserve"> generates summaries</w:t>
-      </w:r>
-      <w:r>
-        <w:rPr>
-          <w:rFonts w:ascii="Times New Roman" w:eastAsia="Times New Roman" w:hAnsi="Times New Roman" w:cs="Times New Roman"/>
-          <w:color w:val="000000"/>
-          <w:kern w:val="0"/>
-          <w14:ligatures w14:val="none"/>
-        </w:rPr>
-        <w:t> &amp; sentiment analysis.</w:t>
-      </w:r>
-      <w:r>
-        <w:rPr>
-          <w:rFonts w:ascii="Times New Roman" w:eastAsia="Times New Roman" w:hAnsi="Times New Roman" w:cs="Times New Roman"/>
-          <w:color w:val="000000"/>
-          <w:kern w:val="0"/>
-          <w14:ligatures w14:val="none"/>
-        </w:rPr>
-        <w:br/>
-      </w:r>
-      <w:r>
-        <w:rPr>
-          <w:rFonts w:ascii="Apple Color Emoji" w:eastAsia="Times New Roman" w:hAnsi="Apple Color Emoji" w:cs="Apple Color Emoji"/>
-          <w:color w:val="000000"/>
-          <w:kern w:val="0"/>
-          <w14:ligatures w14:val="none"/>
-        </w:rPr>
-        <w:lastRenderedPageBreak/>
-        <w:t>✅</w:t>
-      </w:r>
-      <w:r>
-        <w:rPr>
-          <w:rFonts w:ascii="Times New Roman" w:eastAsia="Times New Roman" w:hAnsi="Times New Roman" w:cs="Times New Roman"/>
-          <w:color w:val="000000"/>
-          <w:kern w:val="0"/>
-          <w14:ligatures w14:val="none"/>
-        </w:rPr>
-        <w:t> </w:t>
-      </w:r>
-      <w:proofErr w:type="spellStart"/>
-      <w:r>
-        <w:rPr>
-          <w:rFonts w:ascii="Times New Roman" w:eastAsia="Times New Roman" w:hAnsi="Times New Roman" w:cs="Times New Roman"/>
-          <w:b/>
-          <w:bCs/>
-          <w:color w:val="000000"/>
-          <w:kern w:val="0"/>
-          <w14:ligatures w14:val="none"/>
-        </w:rPr>
-        <w:t>DeepSeek</w:t>
-      </w:r>
-      <w:proofErr w:type="spellEnd"/>
-      <w:r>
-        <w:rPr>
-          <w:rFonts w:ascii="Times New Roman" w:eastAsia="Times New Roman" w:hAnsi="Times New Roman" w:cs="Times New Roman"/>
-          <w:b/>
-          <w:bCs/>
-          <w:color w:val="000000"/>
-          <w:kern w:val="0"/>
-          <w14:ligatures w14:val="none"/>
-        </w:rPr>
-        <w:t xml:space="preserve"> Coder detects manipulation patterns</w:t>
-      </w:r>
-      <w:r>
-        <w:rPr>
-          <w:rFonts w:ascii="Times New Roman" w:eastAsia="Times New Roman" w:hAnsi="Times New Roman" w:cs="Times New Roman"/>
-          <w:color w:val="000000"/>
-          <w:kern w:val="0"/>
-          <w14:ligatures w14:val="none"/>
-        </w:rPr>
-        <w:t> in financial &amp; political narratives.</w:t>
-      </w:r>
-      <w:r>
-        <w:rPr>
-          <w:rFonts w:ascii="Times New Roman" w:eastAsia="Times New Roman" w:hAnsi="Times New Roman" w:cs="Times New Roman"/>
-          <w:color w:val="000000"/>
-          <w:kern w:val="0"/>
-          <w14:ligatures w14:val="none"/>
-        </w:rPr>
-        <w:br/>
-      </w:r>
-      <w:r>
-        <w:rPr>
-          <w:rFonts w:ascii="Apple Color Emoji" w:eastAsia="Times New Roman" w:hAnsi="Apple Color Emoji" w:cs="Apple Color Emoji"/>
-          <w:color w:val="000000"/>
-          <w:kern w:val="0"/>
-          <w14:ligatures w14:val="none"/>
-        </w:rPr>
-        <w:t>✅</w:t>
-      </w:r>
-      <w:r>
-        <w:rPr>
-          <w:rFonts w:ascii="Times New Roman" w:eastAsia="Times New Roman" w:hAnsi="Times New Roman" w:cs="Times New Roman"/>
-          <w:color w:val="000000"/>
-          <w:kern w:val="0"/>
-          <w14:ligatures w14:val="none"/>
-        </w:rPr>
-        <w:t> </w:t>
-      </w:r>
-      <w:proofErr w:type="spellStart"/>
-      <w:r>
-        <w:rPr>
-          <w:rFonts w:ascii="Times New Roman" w:eastAsia="Times New Roman" w:hAnsi="Times New Roman" w:cs="Times New Roman"/>
-          <w:b/>
-          <w:bCs/>
-          <w:color w:val="000000"/>
-          <w:kern w:val="0"/>
-          <w14:ligatures w14:val="none"/>
-        </w:rPr>
-        <w:t>Ollama</w:t>
-      </w:r>
-      <w:proofErr w:type="spellEnd"/>
-      <w:r>
-        <w:rPr>
-          <w:rFonts w:ascii="Times New Roman" w:eastAsia="Times New Roman" w:hAnsi="Times New Roman" w:cs="Times New Roman"/>
-          <w:b/>
-          <w:bCs/>
-          <w:color w:val="000000"/>
-          <w:kern w:val="0"/>
-          <w14:ligatures w14:val="none"/>
-        </w:rPr>
-        <w:t xml:space="preserve"> executes inference locally</w:t>
-      </w:r>
-      <w:r>
-        <w:rPr>
-          <w:rFonts w:ascii="Times New Roman" w:eastAsia="Times New Roman" w:hAnsi="Times New Roman" w:cs="Times New Roman"/>
-          <w:color w:val="000000"/>
-          <w:kern w:val="0"/>
-          <w14:ligatures w14:val="none"/>
-        </w:rPr>
-        <w:t> to maintain privacy &amp; speed.</w:t>
+        <w:t>Enable external integrations</w:t>
+      </w:r>
+      <w:r>
+        <w:rPr>
+          <w:rFonts w:ascii="Times New Roman" w:eastAsia="Times New Roman" w:hAnsi="Times New Roman" w:cs="Times New Roman"/>
+          <w:color w:val="000000"/>
+          <w:kern w:val="0"/>
+          <w14:ligatures w14:val="none"/>
+        </w:rPr>
+        <w:t> for research &amp; institutional use cases.</w:t>
       </w:r>
     </w:p>
     <w:p>
       <w:pPr>
-        <w:spacing w:before="100" w:beforeAutospacing="1" w:after="100" w:afterAutospacing="1" w:line="240" w:lineRule="auto"/>
-        <w:outlineLvl w:val="2"/>
-        <w:rPr>
-          <w:rFonts w:ascii="Times New Roman" w:eastAsia="Times New Roman" w:hAnsi="Times New Roman" w:cs="Times New Roman"/>
-          <w:b/>
-          <w:bCs/>
-          <w:color w:val="000000"/>
-          <w:kern w:val="0"/>
-          <w:sz w:val="27"/>
-          <w:szCs w:val="27"/>
-          <w14:ligatures w14:val="none"/>
-        </w:rPr>
-      </w:pPr>
-      <w:r>
-        <w:rPr>
-          <w:rFonts w:ascii="Times New Roman" w:eastAsia="Times New Roman" w:hAnsi="Times New Roman" w:cs="Times New Roman"/>
-          <w:b/>
-          <w:bCs/>
-          <w:color w:val="000000"/>
-          <w:kern w:val="0"/>
-          <w:sz w:val="27"/>
-          <w:szCs w:val="27"/>
-          <w14:ligatures w14:val="none"/>
-        </w:rPr>
-        <w:t>4</w:t>
-      </w:r>
-      <w:r>
-        <w:rPr>
-          <w:rFonts w:ascii="Apple Color Emoji" w:eastAsia="Times New Roman" w:hAnsi="Apple Color Emoji" w:cs="Apple Color Emoji"/>
-          <w:b/>
-          <w:bCs/>
-          <w:color w:val="000000"/>
-          <w:kern w:val="0"/>
-          <w:sz w:val="27"/>
-          <w:szCs w:val="27"/>
-          <w14:ligatures w14:val="none"/>
-        </w:rPr>
-        <w:t>️⃣</w:t>
-      </w:r>
-      <w:r>
-        <w:rPr>
-          <w:rFonts w:ascii="Times New Roman" w:eastAsia="Times New Roman" w:hAnsi="Times New Roman" w:cs="Times New Roman"/>
-          <w:b/>
-          <w:bCs/>
-          <w:color w:val="000000"/>
-          <w:kern w:val="0"/>
-          <w:sz w:val="27"/>
-          <w:szCs w:val="27"/>
-          <w14:ligatures w14:val="none"/>
-        </w:rPr>
-        <w:t xml:space="preserve"> Postprocessing &amp; Analysis</w:t>
-      </w:r>
-    </w:p>
-    <w:p>
-      <w:pPr>
-        <w:spacing w:before="100" w:beforeAutospacing="1" w:after="100" w:afterAutospacing="1" w:line="240" w:lineRule="auto"/>
-        <w:rPr>
-          <w:rFonts w:ascii="Times New Roman" w:eastAsia="Times New Roman" w:hAnsi="Times New Roman" w:cs="Times New Roman"/>
-          <w:color w:val="000000"/>
-          <w:kern w:val="0"/>
-          <w14:ligatures w14:val="none"/>
-        </w:rPr>
-      </w:pPr>
-      <w:r>
-        <w:rPr>
-          <w:rFonts w:ascii="Apple Color Emoji" w:eastAsia="Times New Roman" w:hAnsi="Apple Color Emoji" w:cs="Apple Color Emoji"/>
-          <w:color w:val="000000"/>
-          <w:kern w:val="0"/>
-          <w14:ligatures w14:val="none"/>
-        </w:rPr>
-        <w:t>✅</w:t>
-      </w:r>
-      <w:r>
-        <w:rPr>
-          <w:rFonts w:ascii="Times New Roman" w:eastAsia="Times New Roman" w:hAnsi="Times New Roman" w:cs="Times New Roman"/>
-          <w:color w:val="000000"/>
-          <w:kern w:val="0"/>
-          <w14:ligatures w14:val="none"/>
-        </w:rPr>
-        <w:t> </w:t>
-      </w:r>
-      <w:r>
-        <w:rPr>
-          <w:rFonts w:ascii="Times New Roman" w:eastAsia="Times New Roman" w:hAnsi="Times New Roman" w:cs="Times New Roman"/>
-          <w:b/>
-          <w:bCs/>
-          <w:color w:val="000000"/>
-          <w:kern w:val="0"/>
-          <w14:ligatures w14:val="none"/>
-        </w:rPr>
-        <w:t>Validate AI results</w:t>
-      </w:r>
-      <w:r>
-        <w:rPr>
-          <w:rFonts w:ascii="Times New Roman" w:eastAsia="Times New Roman" w:hAnsi="Times New Roman" w:cs="Times New Roman"/>
-          <w:color w:val="000000"/>
-          <w:kern w:val="0"/>
-          <w14:ligatures w14:val="none"/>
-        </w:rPr>
-        <w:t> for false positives &amp; improve accuracy.</w:t>
-      </w:r>
-      <w:r>
-        <w:rPr>
-          <w:rFonts w:ascii="Times New Roman" w:eastAsia="Times New Roman" w:hAnsi="Times New Roman" w:cs="Times New Roman"/>
-          <w:color w:val="000000"/>
-          <w:kern w:val="0"/>
-          <w14:ligatures w14:val="none"/>
-        </w:rPr>
-        <w:br/>
-      </w:r>
-      <w:r>
-        <w:rPr>
-          <w:rFonts w:ascii="Apple Color Emoji" w:eastAsia="Times New Roman" w:hAnsi="Apple Color Emoji" w:cs="Apple Color Emoji"/>
-          <w:color w:val="000000"/>
-          <w:kern w:val="0"/>
-          <w14:ligatures w14:val="none"/>
-        </w:rPr>
-        <w:t>✅</w:t>
-      </w:r>
-      <w:r>
-        <w:rPr>
-          <w:rFonts w:ascii="Times New Roman" w:eastAsia="Times New Roman" w:hAnsi="Times New Roman" w:cs="Times New Roman"/>
-          <w:color w:val="000000"/>
-          <w:kern w:val="0"/>
-          <w14:ligatures w14:val="none"/>
-        </w:rPr>
-        <w:t> </w:t>
-      </w:r>
-      <w:r>
-        <w:rPr>
-          <w:rFonts w:ascii="Times New Roman" w:eastAsia="Times New Roman" w:hAnsi="Times New Roman" w:cs="Times New Roman"/>
-          <w:b/>
-          <w:bCs/>
-          <w:color w:val="000000"/>
-          <w:kern w:val="0"/>
-          <w14:ligatures w14:val="none"/>
-        </w:rPr>
-        <w:t>Tag flagged articles</w:t>
-      </w:r>
-      <w:r>
-        <w:rPr>
-          <w:rFonts w:ascii="Times New Roman" w:eastAsia="Times New Roman" w:hAnsi="Times New Roman" w:cs="Times New Roman"/>
-          <w:color w:val="000000"/>
-          <w:kern w:val="0"/>
-          <w14:ligatures w14:val="none"/>
-        </w:rPr>
-        <w:t> with confidence scores.</w:t>
-      </w:r>
-      <w:r>
-        <w:rPr>
-          <w:rFonts w:ascii="Times New Roman" w:eastAsia="Times New Roman" w:hAnsi="Times New Roman" w:cs="Times New Roman"/>
-          <w:color w:val="000000"/>
-          <w:kern w:val="0"/>
-          <w14:ligatures w14:val="none"/>
-        </w:rPr>
-        <w:br/>
-      </w:r>
-      <w:r>
-        <w:rPr>
-          <w:rFonts w:ascii="Apple Color Emoji" w:eastAsia="Times New Roman" w:hAnsi="Apple Color Emoji" w:cs="Apple Color Emoji"/>
-          <w:color w:val="000000"/>
-          <w:kern w:val="0"/>
-          <w14:ligatures w14:val="none"/>
-        </w:rPr>
-        <w:t>✅</w:t>
-      </w:r>
-      <w:r>
-        <w:rPr>
-          <w:rFonts w:ascii="Times New Roman" w:eastAsia="Times New Roman" w:hAnsi="Times New Roman" w:cs="Times New Roman"/>
-          <w:color w:val="000000"/>
-          <w:kern w:val="0"/>
-          <w14:ligatures w14:val="none"/>
-        </w:rPr>
-        <w:t> </w:t>
-      </w:r>
-      <w:r>
-        <w:rPr>
-          <w:rFonts w:ascii="Times New Roman" w:eastAsia="Times New Roman" w:hAnsi="Times New Roman" w:cs="Times New Roman"/>
-          <w:b/>
-          <w:bCs/>
-          <w:color w:val="000000"/>
-          <w:kern w:val="0"/>
-          <w14:ligatures w14:val="none"/>
-        </w:rPr>
-        <w:t>Format AI insights</w:t>
-      </w:r>
-      <w:r>
-        <w:rPr>
-          <w:rFonts w:ascii="Times New Roman" w:eastAsia="Times New Roman" w:hAnsi="Times New Roman" w:cs="Times New Roman"/>
-          <w:color w:val="000000"/>
-          <w:kern w:val="0"/>
-          <w14:ligatures w14:val="none"/>
-        </w:rPr>
-        <w:t> for frontend visualization.</w:t>
-      </w:r>
-    </w:p>
-    <w:p>
-      <w:pPr>
-        <w:spacing w:before="100" w:beforeAutospacing="1" w:after="100" w:afterAutospacing="1" w:line="240" w:lineRule="auto"/>
-        <w:outlineLvl w:val="2"/>
-        <w:rPr>
-          <w:rFonts w:ascii="Times New Roman" w:eastAsia="Times New Roman" w:hAnsi="Times New Roman" w:cs="Times New Roman"/>
-          <w:b/>
-          <w:bCs/>
-          <w:color w:val="000000"/>
-          <w:kern w:val="0"/>
-          <w:sz w:val="27"/>
-          <w:szCs w:val="27"/>
-          <w14:ligatures w14:val="none"/>
-        </w:rPr>
-      </w:pPr>
-      <w:r>
-        <w:rPr>
-          <w:rFonts w:ascii="Times New Roman" w:eastAsia="Times New Roman" w:hAnsi="Times New Roman" w:cs="Times New Roman"/>
-          <w:b/>
-          <w:bCs/>
-          <w:color w:val="000000"/>
-          <w:kern w:val="0"/>
-          <w:sz w:val="27"/>
-          <w:szCs w:val="27"/>
-          <w14:ligatures w14:val="none"/>
-        </w:rPr>
-        <w:t>5</w:t>
-      </w:r>
-      <w:r>
-        <w:rPr>
-          <w:rFonts w:ascii="Apple Color Emoji" w:eastAsia="Times New Roman" w:hAnsi="Apple Color Emoji" w:cs="Apple Color Emoji"/>
-          <w:b/>
-          <w:bCs/>
-          <w:color w:val="000000"/>
-          <w:kern w:val="0"/>
-          <w:sz w:val="27"/>
-          <w:szCs w:val="27"/>
-          <w14:ligatures w14:val="none"/>
-        </w:rPr>
-        <w:t>️⃣</w:t>
-      </w:r>
-      <w:r>
-        <w:rPr>
-          <w:rFonts w:ascii="Times New Roman" w:eastAsia="Times New Roman" w:hAnsi="Times New Roman" w:cs="Times New Roman"/>
-          <w:b/>
-          <w:bCs/>
-          <w:color w:val="000000"/>
-          <w:kern w:val="0"/>
-          <w:sz w:val="27"/>
-          <w:szCs w:val="27"/>
-          <w14:ligatures w14:val="none"/>
-        </w:rPr>
-        <w:t xml:space="preserve"> User Interface &amp; API Delivery</w:t>
-      </w:r>
-    </w:p>
-    <w:p>
-      <w:pPr>
-        <w:spacing w:before="100" w:beforeAutospacing="1" w:after="100" w:afterAutospacing="1" w:line="240" w:lineRule="auto"/>
-        <w:rPr>
-          <w:rFonts w:ascii="Times New Roman" w:eastAsia="Times New Roman" w:hAnsi="Times New Roman" w:cs="Times New Roman"/>
-          <w:color w:val="000000"/>
-          <w:kern w:val="0"/>
-          <w14:ligatures w14:val="none"/>
-        </w:rPr>
-      </w:pPr>
-      <w:r>
-        <w:rPr>
-          <w:rFonts w:ascii="Apple Color Emoji" w:eastAsia="Times New Roman" w:hAnsi="Apple Color Emoji" w:cs="Apple Color Emoji"/>
-          <w:color w:val="000000"/>
-          <w:kern w:val="0"/>
-          <w14:ligatures w14:val="none"/>
-        </w:rPr>
-        <w:t>✅</w:t>
-      </w:r>
-      <w:r>
-        <w:rPr>
-          <w:rFonts w:ascii="Times New Roman" w:eastAsia="Times New Roman" w:hAnsi="Times New Roman" w:cs="Times New Roman"/>
-          <w:color w:val="000000"/>
-          <w:kern w:val="0"/>
-          <w14:ligatures w14:val="none"/>
-        </w:rPr>
-        <w:t> </w:t>
-      </w:r>
-      <w:r>
-        <w:rPr>
-          <w:rFonts w:ascii="Times New Roman" w:eastAsia="Times New Roman" w:hAnsi="Times New Roman" w:cs="Times New Roman"/>
-          <w:b/>
-          <w:bCs/>
-          <w:color w:val="000000"/>
-          <w:kern w:val="0"/>
-          <w14:ligatures w14:val="none"/>
-        </w:rPr>
-        <w:t>Expose AI results through API endpoints.</w:t>
-      </w:r>
-      <w:r>
-        <w:rPr>
-          <w:rFonts w:ascii="Times New Roman" w:eastAsia="Times New Roman" w:hAnsi="Times New Roman" w:cs="Times New Roman"/>
-          <w:color w:val="000000"/>
-          <w:kern w:val="0"/>
-          <w14:ligatures w14:val="none"/>
-        </w:rPr>
-        <w:br/>
-      </w:r>
-      <w:r>
-        <w:rPr>
-          <w:rFonts w:ascii="Apple Color Emoji" w:eastAsia="Times New Roman" w:hAnsi="Apple Color Emoji" w:cs="Apple Color Emoji"/>
-          <w:color w:val="000000"/>
-          <w:kern w:val="0"/>
-          <w14:ligatures w14:val="none"/>
-        </w:rPr>
-        <w:t>✅</w:t>
-      </w:r>
-      <w:r>
-        <w:rPr>
-          <w:rFonts w:ascii="Times New Roman" w:eastAsia="Times New Roman" w:hAnsi="Times New Roman" w:cs="Times New Roman"/>
-          <w:color w:val="000000"/>
-          <w:kern w:val="0"/>
-          <w14:ligatures w14:val="none"/>
-        </w:rPr>
-        <w:t> </w:t>
-      </w:r>
-      <w:r>
-        <w:rPr>
-          <w:rFonts w:ascii="Times New Roman" w:eastAsia="Times New Roman" w:hAnsi="Times New Roman" w:cs="Times New Roman"/>
-          <w:b/>
-          <w:bCs/>
-          <w:color w:val="000000"/>
-          <w:kern w:val="0"/>
-          <w14:ligatures w14:val="none"/>
-        </w:rPr>
-        <w:t>Generate interactive visualizations in the dashboard.</w:t>
-      </w:r>
-      <w:r>
-        <w:rPr>
-          <w:rFonts w:ascii="Times New Roman" w:eastAsia="Times New Roman" w:hAnsi="Times New Roman" w:cs="Times New Roman"/>
-          <w:color w:val="000000"/>
-          <w:kern w:val="0"/>
-          <w14:ligatures w14:val="none"/>
-        </w:rPr>
-        <w:br/>
-      </w:r>
-      <w:r>
-        <w:rPr>
-          <w:rFonts w:ascii="Apple Color Emoji" w:eastAsia="Times New Roman" w:hAnsi="Apple Color Emoji" w:cs="Apple Color Emoji"/>
-          <w:color w:val="000000"/>
-          <w:kern w:val="0"/>
-          <w14:ligatures w14:val="none"/>
-        </w:rPr>
-        <w:t>✅</w:t>
-      </w:r>
-      <w:r>
-        <w:rPr>
-          <w:rFonts w:ascii="Times New Roman" w:eastAsia="Times New Roman" w:hAnsi="Times New Roman" w:cs="Times New Roman"/>
-          <w:color w:val="000000"/>
-          <w:kern w:val="0"/>
-          <w14:ligatures w14:val="none"/>
-        </w:rPr>
-        <w:t> </w:t>
-      </w:r>
-      <w:r>
-        <w:rPr>
-          <w:rFonts w:ascii="Times New Roman" w:eastAsia="Times New Roman" w:hAnsi="Times New Roman" w:cs="Times New Roman"/>
-          <w:b/>
-          <w:bCs/>
-          <w:color w:val="000000"/>
-          <w:kern w:val="0"/>
-          <w14:ligatures w14:val="none"/>
-        </w:rPr>
-        <w:t>Enable custom alerts for major contradictions or market-impacting misinformation.</w:t>
-      </w:r>
-    </w:p>
-    <w:p>
-      <w:pPr>
         <w:spacing w:after="0" w:line="240" w:lineRule="auto"/>
         <w:rPr>
           <w:rFonts w:ascii="Times New Roman" w:eastAsia="Times New Roman" w:hAnsi="Times New Roman" w:cs="Times New Roman"/>
-          <w:color w:val="000000"/>
           <w:kern w:val="0"/>
           <w14:ligatures w14:val="none"/>
         </w:rPr>
@@ -2031,7 +1823,6 @@
         <w:rPr>
           <w:rFonts w:ascii="Times New Roman" w:eastAsia="Times New Roman" w:hAnsi="Times New Roman" w:cs="Times New Roman"/>
           <w:noProof/>
-          <w:color w:val="000000"/>
           <w:kern w:val="0"/>
         </w:rPr>
         <w:pict>
@@ -2042,43 +1833,41 @@
     <w:p>
       <w:pPr>
         <w:spacing w:before="100" w:beforeAutospacing="1" w:after="100" w:afterAutospacing="1" w:line="240" w:lineRule="auto"/>
-        <w:outlineLvl w:val="1"/>
+        <w:rPr>
+          <w:rFonts w:ascii="Times New Roman" w:eastAsia="Times New Roman" w:hAnsi="Times New Roman" w:cs="Times New Roman"/>
+          <w:color w:val="000000"/>
+          <w:kern w:val="0"/>
+          <w14:ligatures w14:val="none"/>
+        </w:rPr>
+      </w:pPr>
+      <w:r>
+        <w:rPr>
+          <w:rFonts w:ascii="Apple Color Emoji" w:eastAsia="Times New Roman" w:hAnsi="Apple Color Emoji" w:cs="Apple Color Emoji"/>
+          <w:color w:val="000000"/>
+          <w:kern w:val="0"/>
+          <w14:ligatures w14:val="none"/>
+        </w:rPr>
+        <w:t>⚡</w:t>
+      </w:r>
+      <w:r>
+        <w:rPr>
+          <w:rFonts w:ascii="Times New Roman" w:eastAsia="Times New Roman" w:hAnsi="Times New Roman" w:cs="Times New Roman"/>
+          <w:color w:val="000000"/>
+          <w:kern w:val="0"/>
+          <w14:ligatures w14:val="none"/>
+        </w:rPr>
+        <w:t> </w:t>
+      </w:r>
+      <w:r>
         <w:rPr>
           <w:rFonts w:ascii="Times New Roman" w:eastAsia="Times New Roman" w:hAnsi="Times New Roman" w:cs="Times New Roman"/>
           <w:b/>
           <w:bCs/>
           <w:color w:val="000000"/>
           <w:kern w:val="0"/>
-          <w:sz w:val="36"/>
-          <w:szCs w:val="36"/>
-          <w14:ligatures w14:val="none"/>
-        </w:rPr>
-      </w:pPr>
-      <w:r>
-        <w:rPr>
-          <w:rFonts w:ascii="Apple Color Emoji" w:eastAsia="Times New Roman" w:hAnsi="Apple Color Emoji" w:cs="Apple Color Emoji"/>
-          <w:b/>
-          <w:bCs/>
-          <w:color w:val="000000"/>
-          <w:kern w:val="0"/>
-          <w:sz w:val="36"/>
-          <w:szCs w:val="36"/>
-          <w14:ligatures w14:val="none"/>
-        </w:rPr>
-        <w:t>⚡</w:t>
-      </w:r>
-      <w:r>
-        <w:rPr>
-          <w:rFonts w:ascii="Times New Roman" w:eastAsia="Times New Roman" w:hAnsi="Times New Roman" w:cs="Times New Roman"/>
-          <w:b/>
-          <w:bCs/>
-          <w:color w:val="000000"/>
-          <w:kern w:val="0"/>
-          <w:sz w:val="36"/>
-          <w:szCs w:val="36"/>
-          <w14:ligatures w14:val="none"/>
-        </w:rPr>
-        <w:t xml:space="preserve"> AI Model Optimization Plan</w:t>
+          <w14:ligatures w14:val="none"/>
+        </w:rPr>
+        <w:t>AI Model Optimization Plan</w:t>
       </w:r>
     </w:p>
     <w:tbl>
@@ -2094,11 +1883,12 @@
         <w:tblLook w:val="04A0" w:firstRow="1" w:lastRow="0" w:firstColumn="1" w:lastColumn="0" w:noHBand="0" w:noVBand="1"/>
       </w:tblPr>
       <w:tblGrid>
-        <w:gridCol w:w="1868"/>
-        <w:gridCol w:w="5207"/>
+        <w:gridCol w:w="2002"/>
+        <w:gridCol w:w="6441"/>
       </w:tblGrid>
       <w:tr>
         <w:trPr>
+          <w:tblHeader/>
           <w:tblCellSpacing w:w="15" w:type="dxa"/>
         </w:trPr>
         <w:tc>
@@ -2110,8 +1900,11 @@
           <w:p>
             <w:pPr>
               <w:spacing w:after="0" w:line="240" w:lineRule="auto"/>
-              <w:rPr>
-                <w:rFonts w:ascii="Times New Roman" w:eastAsia="Times New Roman" w:hAnsi="Times New Roman" w:cs="Times New Roman"/>
+              <w:jc w:val="center"/>
+              <w:rPr>
+                <w:rFonts w:ascii="Times New Roman" w:eastAsia="Times New Roman" w:hAnsi="Times New Roman" w:cs="Times New Roman"/>
+                <w:b/>
+                <w:bCs/>
                 <w:color w:val="000000"/>
                 <w:kern w:val="0"/>
                 <w14:ligatures w14:val="none"/>
@@ -2120,6 +1913,8 @@
             <w:r>
               <w:rPr>
                 <w:rFonts w:ascii="Times New Roman" w:eastAsia="Times New Roman" w:hAnsi="Times New Roman" w:cs="Times New Roman"/>
+                <w:b/>
+                <w:bCs/>
                 <w:color w:val="000000"/>
                 <w:kern w:val="0"/>
                 <w14:ligatures w14:val="none"/>
@@ -2137,8 +1932,11 @@
           <w:p>
             <w:pPr>
               <w:spacing w:after="0" w:line="240" w:lineRule="auto"/>
-              <w:rPr>
-                <w:rFonts w:ascii="Times New Roman" w:eastAsia="Times New Roman" w:hAnsi="Times New Roman" w:cs="Times New Roman"/>
+              <w:jc w:val="center"/>
+              <w:rPr>
+                <w:rFonts w:ascii="Times New Roman" w:eastAsia="Times New Roman" w:hAnsi="Times New Roman" w:cs="Times New Roman"/>
+                <w:b/>
+                <w:bCs/>
                 <w:color w:val="000000"/>
                 <w:kern w:val="0"/>
                 <w14:ligatures w14:val="none"/>
@@ -2147,6 +1945,8 @@
             <w:r>
               <w:rPr>
                 <w:rFonts w:ascii="Times New Roman" w:eastAsia="Times New Roman" w:hAnsi="Times New Roman" w:cs="Times New Roman"/>
+                <w:b/>
+                <w:bCs/>
                 <w:color w:val="000000"/>
                 <w:kern w:val="0"/>
                 <w14:ligatures w14:val="none"/>
@@ -2179,8 +1979,6 @@
             <w:r>
               <w:rPr>
                 <w:rFonts w:ascii="Times New Roman" w:eastAsia="Times New Roman" w:hAnsi="Times New Roman" w:cs="Times New Roman"/>
-                <w:b/>
-                <w:bCs/>
                 <w:color w:val="000000"/>
                 <w:kern w:val="0"/>
                 <w14:ligatures w14:val="none"/>
@@ -2251,8 +2049,6 @@
             <w:r>
               <w:rPr>
                 <w:rFonts w:ascii="Times New Roman" w:eastAsia="Times New Roman" w:hAnsi="Times New Roman" w:cs="Times New Roman"/>
-                <w:b/>
-                <w:bCs/>
                 <w:color w:val="000000"/>
                 <w:kern w:val="0"/>
                 <w14:ligatures w14:val="none"/>
@@ -2312,8 +2108,6 @@
             <w:r>
               <w:rPr>
                 <w:rFonts w:ascii="Times New Roman" w:eastAsia="Times New Roman" w:hAnsi="Times New Roman" w:cs="Times New Roman"/>
-                <w:b/>
-                <w:bCs/>
                 <w:color w:val="000000"/>
                 <w:kern w:val="0"/>
                 <w14:ligatures w14:val="none"/>
@@ -2345,7 +2139,7 @@
                 <w:kern w:val="0"/>
                 <w14:ligatures w14:val="none"/>
               </w:rPr>
-              <w:t xml:space="preserve">Use distributed AI processing via </w:t>
+              <w:t xml:space="preserve">Implement parallel AI processing via </w:t>
             </w:r>
             <w:proofErr w:type="spellStart"/>
             <w:r>
@@ -2393,8 +2187,6 @@
             <w:r>
               <w:rPr>
                 <w:rFonts w:ascii="Times New Roman" w:eastAsia="Times New Roman" w:hAnsi="Times New Roman" w:cs="Times New Roman"/>
-                <w:b/>
-                <w:bCs/>
                 <w:color w:val="000000"/>
                 <w:kern w:val="0"/>
                 <w14:ligatures w14:val="none"/>
@@ -2426,7 +2218,27 @@
                 <w:kern w:val="0"/>
                 <w14:ligatures w14:val="none"/>
               </w:rPr>
-              <w:t>Run AI locally where possible to reduce API reliance</w:t>
+              <w:t>Ensure </w:t>
+            </w:r>
+            <w:r>
+              <w:rPr>
+                <w:rFonts w:ascii="Times New Roman" w:eastAsia="Times New Roman" w:hAnsi="Times New Roman" w:cs="Times New Roman"/>
+                <w:b/>
+                <w:bCs/>
+                <w:color w:val="000000"/>
+                <w:kern w:val="0"/>
+                <w14:ligatures w14:val="none"/>
+              </w:rPr>
+              <w:t>local AI processing</w:t>
+            </w:r>
+            <w:r>
+              <w:rPr>
+                <w:rFonts w:ascii="Times New Roman" w:eastAsia="Times New Roman" w:hAnsi="Times New Roman" w:cs="Times New Roman"/>
+                <w:color w:val="000000"/>
+                <w:kern w:val="0"/>
+                <w14:ligatures w14:val="none"/>
+              </w:rPr>
+              <w:t> to reduce reliance on third-party APIs</w:t>
             </w:r>
           </w:p>
         </w:tc>
@@ -2437,7 +2249,6 @@
         <w:spacing w:after="0" w:line="240" w:lineRule="auto"/>
         <w:rPr>
           <w:rFonts w:ascii="Times New Roman" w:eastAsia="Times New Roman" w:hAnsi="Times New Roman" w:cs="Times New Roman"/>
-          <w:color w:val="000000"/>
           <w:kern w:val="0"/>
           <w14:ligatures w14:val="none"/>
         </w:rPr>
@@ -2446,7 +2257,6 @@
         <w:rPr>
           <w:rFonts w:ascii="Times New Roman" w:eastAsia="Times New Roman" w:hAnsi="Times New Roman" w:cs="Times New Roman"/>
           <w:noProof/>
-          <w:color w:val="000000"/>
           <w:kern w:val="0"/>
         </w:rPr>
         <w:pict>
@@ -2457,30 +2267,147 @@
     <w:p>
       <w:pPr>
         <w:spacing w:before="100" w:beforeAutospacing="1" w:after="100" w:afterAutospacing="1" w:line="240" w:lineRule="auto"/>
-        <w:outlineLvl w:val="1"/>
+        <w:rPr>
+          <w:rFonts w:ascii="Times New Roman" w:eastAsia="Times New Roman" w:hAnsi="Times New Roman" w:cs="Times New Roman"/>
+          <w:color w:val="000000"/>
+          <w:kern w:val="0"/>
+          <w14:ligatures w14:val="none"/>
+        </w:rPr>
+      </w:pPr>
+      <w:r>
+        <w:rPr>
+          <w:rFonts w:ascii="Apple Color Emoji" w:eastAsia="Times New Roman" w:hAnsi="Apple Color Emoji" w:cs="Apple Color Emoji"/>
+          <w:color w:val="000000"/>
+          <w:kern w:val="0"/>
+          <w14:ligatures w14:val="none"/>
+        </w:rPr>
+        <w:t>🚀</w:t>
+      </w:r>
+      <w:r>
+        <w:rPr>
+          <w:rFonts w:ascii="Times New Roman" w:eastAsia="Times New Roman" w:hAnsi="Times New Roman" w:cs="Times New Roman"/>
+          <w:color w:val="000000"/>
+          <w:kern w:val="0"/>
+          <w14:ligatures w14:val="none"/>
+        </w:rPr>
+        <w:t> </w:t>
+      </w:r>
+      <w:r>
         <w:rPr>
           <w:rFonts w:ascii="Times New Roman" w:eastAsia="Times New Roman" w:hAnsi="Times New Roman" w:cs="Times New Roman"/>
           <w:b/>
           <w:bCs/>
           <w:color w:val="000000"/>
           <w:kern w:val="0"/>
-          <w:sz w:val="36"/>
-          <w:szCs w:val="36"/>
+          <w14:ligatures w14:val="none"/>
+        </w:rPr>
+        <w:t>Execution Priorities</w:t>
+      </w:r>
+    </w:p>
+    <w:p>
+      <w:pPr>
+        <w:numPr>
+          <w:ilvl w:val="0"/>
+          <w:numId w:val="6"/>
+        </w:numPr>
+        <w:spacing w:before="100" w:beforeAutospacing="1" w:after="100" w:afterAutospacing="1" w:line="240" w:lineRule="auto"/>
+        <w:rPr>
+          <w:rFonts w:ascii="Times New Roman" w:eastAsia="Times New Roman" w:hAnsi="Times New Roman" w:cs="Times New Roman"/>
+          <w:color w:val="000000"/>
+          <w:kern w:val="0"/>
           <w14:ligatures w14:val="none"/>
         </w:rPr>
       </w:pPr>
       <w:r>
         <w:rPr>
           <w:rFonts w:ascii="Apple Color Emoji" w:eastAsia="Times New Roman" w:hAnsi="Apple Color Emoji" w:cs="Apple Color Emoji"/>
+          <w:color w:val="000000"/>
+          <w:kern w:val="0"/>
+          <w14:ligatures w14:val="none"/>
+        </w:rPr>
+        <w:t>✅</w:t>
+      </w:r>
+      <w:r>
+        <w:rPr>
+          <w:rFonts w:ascii="Times New Roman" w:eastAsia="Times New Roman" w:hAnsi="Times New Roman" w:cs="Times New Roman"/>
+          <w:color w:val="000000"/>
+          <w:kern w:val="0"/>
+          <w14:ligatures w14:val="none"/>
+        </w:rPr>
+        <w:t> </w:t>
+      </w:r>
+      <w:r>
+        <w:rPr>
+          <w:rFonts w:ascii="Times New Roman" w:eastAsia="Times New Roman" w:hAnsi="Times New Roman" w:cs="Times New Roman"/>
           <w:b/>
           <w:bCs/>
           <w:color w:val="000000"/>
           <w:kern w:val="0"/>
-          <w:sz w:val="36"/>
-          <w:szCs w:val="36"/>
-          <w14:ligatures w14:val="none"/>
-        </w:rPr>
-        <w:t>🚀</w:t>
+          <w14:ligatures w14:val="none"/>
+        </w:rPr>
+        <w:t>Ensure AI pipeline is seamlessly integrated</w:t>
+      </w:r>
+      <w:r>
+        <w:rPr>
+          <w:rFonts w:ascii="Times New Roman" w:eastAsia="Times New Roman" w:hAnsi="Times New Roman" w:cs="Times New Roman"/>
+          <w:color w:val="000000"/>
+          <w:kern w:val="0"/>
+          <w14:ligatures w14:val="none"/>
+        </w:rPr>
+        <w:t xml:space="preserve"> with the </w:t>
+      </w:r>
+      <w:proofErr w:type="spellStart"/>
+      <w:r>
+        <w:rPr>
+          <w:rFonts w:ascii="Times New Roman" w:eastAsia="Times New Roman" w:hAnsi="Times New Roman" w:cs="Times New Roman"/>
+          <w:color w:val="000000"/>
+          <w:kern w:val="0"/>
+          <w14:ligatures w14:val="none"/>
+        </w:rPr>
+        <w:t>FastAPI</w:t>
+      </w:r>
+      <w:proofErr w:type="spellEnd"/>
+      <w:r>
+        <w:rPr>
+          <w:rFonts w:ascii="Times New Roman" w:eastAsia="Times New Roman" w:hAnsi="Times New Roman" w:cs="Times New Roman"/>
+          <w:color w:val="000000"/>
+          <w:kern w:val="0"/>
+          <w14:ligatures w14:val="none"/>
+        </w:rPr>
+        <w:t xml:space="preserve"> backend.</w:t>
+      </w:r>
+    </w:p>
+    <w:p>
+      <w:pPr>
+        <w:numPr>
+          <w:ilvl w:val="0"/>
+          <w:numId w:val="6"/>
+        </w:numPr>
+        <w:spacing w:before="100" w:beforeAutospacing="1" w:after="100" w:afterAutospacing="1" w:line="240" w:lineRule="auto"/>
+        <w:rPr>
+          <w:rFonts w:ascii="Times New Roman" w:eastAsia="Times New Roman" w:hAnsi="Times New Roman" w:cs="Times New Roman"/>
+          <w:color w:val="000000"/>
+          <w:kern w:val="0"/>
+          <w14:ligatures w14:val="none"/>
+        </w:rPr>
+      </w:pPr>
+      <w:r>
+        <w:rPr>
+          <w:rFonts w:ascii="Apple Color Emoji" w:eastAsia="Times New Roman" w:hAnsi="Apple Color Emoji" w:cs="Apple Color Emoji"/>
+          <w:color w:val="000000"/>
+          <w:kern w:val="0"/>
+          <w14:ligatures w14:val="none"/>
+        </w:rPr>
+        <w:t>✅</w:t>
+      </w:r>
+      <w:r>
+        <w:rPr>
+          <w:rFonts w:ascii="Times New Roman" w:eastAsia="Times New Roman" w:hAnsi="Times New Roman" w:cs="Times New Roman"/>
+          <w:color w:val="000000"/>
+          <w:kern w:val="0"/>
+          <w14:ligatures w14:val="none"/>
+        </w:rPr>
+        <w:t> </w:t>
       </w:r>
       <w:r>
         <w:rPr>
@@ -2489,15 +2416,17 @@
           <w:bCs/>
           <w:color w:val="000000"/>
           <w:kern w:val="0"/>
-          <w:sz w:val="36"/>
-          <w:szCs w:val="36"/>
-          <w14:ligatures w14:val="none"/>
-        </w:rPr>
-        <w:t> Execution Priorities</w:t>
+          <w14:ligatures w14:val="none"/>
+        </w:rPr>
+        <w:t>Optimize inference speed &amp; reduce processing latency.</w:t>
       </w:r>
     </w:p>
     <w:p>
       <w:pPr>
+        <w:numPr>
+          <w:ilvl w:val="0"/>
+          <w:numId w:val="6"/>
+        </w:numPr>
         <w:spacing w:before="100" w:beforeAutospacing="1" w:after="100" w:afterAutospacing="1" w:line="240" w:lineRule="auto"/>
         <w:rPr>
           <w:rFonts w:ascii="Times New Roman" w:eastAsia="Times New Roman" w:hAnsi="Times New Roman" w:cs="Times New Roman"/>
@@ -2533,9 +2462,41 @@
           <w:kern w:val="0"/>
           <w14:ligatures w14:val="none"/>
         </w:rPr>
-        <w:t xml:space="preserve">Ensure seamless AI model integration into </w:t>
-      </w:r>
-      <w:proofErr w:type="spellStart"/>
+        <w:t>Continuously train &amp; refine AI models for improved accuracy.</w:t>
+      </w:r>
+    </w:p>
+    <w:p>
+      <w:pPr>
+        <w:numPr>
+          <w:ilvl w:val="0"/>
+          <w:numId w:val="6"/>
+        </w:numPr>
+        <w:spacing w:before="100" w:beforeAutospacing="1" w:after="100" w:afterAutospacing="1" w:line="240" w:lineRule="auto"/>
+        <w:rPr>
+          <w:rFonts w:ascii="Times New Roman" w:eastAsia="Times New Roman" w:hAnsi="Times New Roman" w:cs="Times New Roman"/>
+          <w:color w:val="000000"/>
+          <w:kern w:val="0"/>
+          <w14:ligatures w14:val="none"/>
+        </w:rPr>
+      </w:pPr>
+      <w:r>
+        <w:rPr>
+          <w:rFonts w:ascii="Apple Color Emoji" w:eastAsia="Times New Roman" w:hAnsi="Apple Color Emoji" w:cs="Apple Color Emoji"/>
+          <w:color w:val="000000"/>
+          <w:kern w:val="0"/>
+          <w14:ligatures w14:val="none"/>
+        </w:rPr>
+        <w:t>✅</w:t>
+      </w:r>
+      <w:r>
+        <w:rPr>
+          <w:rFonts w:ascii="Times New Roman" w:eastAsia="Times New Roman" w:hAnsi="Times New Roman" w:cs="Times New Roman"/>
+          <w:color w:val="000000"/>
+          <w:kern w:val="0"/>
+          <w14:ligatures w14:val="none"/>
+        </w:rPr>
+        <w:t> </w:t>
+      </w:r>
       <w:r>
         <w:rPr>
           <w:rFonts w:ascii="Times New Roman" w:eastAsia="Times New Roman" w:hAnsi="Times New Roman" w:cs="Times New Roman"/>
@@ -2545,9 +2506,37 @@
           <w:kern w:val="0"/>
           <w14:ligatures w14:val="none"/>
         </w:rPr>
-        <w:t>FastAPI</w:t>
-      </w:r>
-      <w:proofErr w:type="spellEnd"/>
+        <w:t>Align AI workflows with Clarity’s intelligence mapping infrastructure.</w:t>
+      </w:r>
+    </w:p>
+    <w:p>
+      <w:pPr>
+        <w:spacing w:before="100" w:beforeAutospacing="1" w:after="100" w:afterAutospacing="1" w:line="240" w:lineRule="auto"/>
+        <w:rPr>
+          <w:rFonts w:ascii="Times New Roman" w:eastAsia="Times New Roman" w:hAnsi="Times New Roman" w:cs="Times New Roman"/>
+          <w:color w:val="000000"/>
+          <w:kern w:val="0"/>
+          <w14:ligatures w14:val="none"/>
+        </w:rPr>
+      </w:pPr>
+      <w:r>
+        <w:rPr>
+          <w:rFonts w:ascii="Apple Color Emoji" w:eastAsia="Times New Roman" w:hAnsi="Apple Color Emoji" w:cs="Apple Color Emoji"/>
+          <w:color w:val="000000"/>
+          <w:kern w:val="0"/>
+          <w14:ligatures w14:val="none"/>
+        </w:rPr>
+        <w:t>📌</w:t>
+      </w:r>
+      <w:r>
+        <w:rPr>
+          <w:rFonts w:ascii="Times New Roman" w:eastAsia="Times New Roman" w:hAnsi="Times New Roman" w:cs="Times New Roman"/>
+          <w:color w:val="000000"/>
+          <w:kern w:val="0"/>
+          <w14:ligatures w14:val="none"/>
+        </w:rPr>
+        <w:t> </w:t>
+      </w:r>
       <w:r>
         <w:rPr>
           <w:rFonts w:ascii="Times New Roman" w:eastAsia="Times New Roman" w:hAnsi="Times New Roman" w:cs="Times New Roman"/>
@@ -2557,34 +2546,16 @@
           <w:kern w:val="0"/>
           <w14:ligatures w14:val="none"/>
         </w:rPr>
-        <w:t xml:space="preserve"> backend.</w:t>
-      </w:r>
-      <w:r>
-        <w:rPr>
-          <w:rFonts w:ascii="Times New Roman" w:eastAsia="Times New Roman" w:hAnsi="Times New Roman" w:cs="Times New Roman"/>
-          <w:color w:val="000000"/>
-          <w:kern w:val="0"/>
-          <w14:ligatures w14:val="none"/>
-        </w:rPr>
-        <w:br/>
-      </w:r>
-      <w:r>
-        <w:rPr>
-          <w:rFonts w:ascii="Apple Color Emoji" w:eastAsia="Times New Roman" w:hAnsi="Apple Color Emoji" w:cs="Apple Color Emoji"/>
-          <w:color w:val="000000"/>
-          <w:kern w:val="0"/>
-          <w14:ligatures w14:val="none"/>
-        </w:rPr>
-        <w:t>✅</w:t>
-      </w:r>
-      <w:r>
-        <w:rPr>
-          <w:rFonts w:ascii="Times New Roman" w:eastAsia="Times New Roman" w:hAnsi="Times New Roman" w:cs="Times New Roman"/>
-          <w:color w:val="000000"/>
-          <w:kern w:val="0"/>
-          <w14:ligatures w14:val="none"/>
-        </w:rPr>
-        <w:t> </w:t>
+        <w:t>Next Steps</w:t>
+      </w:r>
+      <w:r>
+        <w:rPr>
+          <w:rFonts w:ascii="Times New Roman" w:eastAsia="Times New Roman" w:hAnsi="Times New Roman" w:cs="Times New Roman"/>
+          <w:color w:val="000000"/>
+          <w:kern w:val="0"/>
+          <w14:ligatures w14:val="none"/>
+        </w:rPr>
+        <w:t>: Finalize the </w:t>
       </w:r>
       <w:r>
         <w:rPr>
@@ -2595,132 +2566,16 @@
           <w:kern w:val="0"/>
           <w14:ligatures w14:val="none"/>
         </w:rPr>
-        <w:t>Optimize AI inference to run efficiently with minimal latency.</w:t>
-      </w:r>
-      <w:r>
-        <w:rPr>
-          <w:rFonts w:ascii="Times New Roman" w:eastAsia="Times New Roman" w:hAnsi="Times New Roman" w:cs="Times New Roman"/>
-          <w:color w:val="000000"/>
-          <w:kern w:val="0"/>
-          <w14:ligatures w14:val="none"/>
-        </w:rPr>
-        <w:br/>
-      </w:r>
-      <w:r>
-        <w:rPr>
-          <w:rFonts w:ascii="Apple Color Emoji" w:eastAsia="Times New Roman" w:hAnsi="Apple Color Emoji" w:cs="Apple Color Emoji"/>
-          <w:color w:val="000000"/>
-          <w:kern w:val="0"/>
-          <w14:ligatures w14:val="none"/>
-        </w:rPr>
-        <w:t>✅</w:t>
-      </w:r>
-      <w:r>
-        <w:rPr>
-          <w:rFonts w:ascii="Times New Roman" w:eastAsia="Times New Roman" w:hAnsi="Times New Roman" w:cs="Times New Roman"/>
-          <w:color w:val="000000"/>
-          <w:kern w:val="0"/>
-          <w14:ligatures w14:val="none"/>
-        </w:rPr>
-        <w:t> </w:t>
-      </w:r>
-      <w:r>
-        <w:rPr>
-          <w:rFonts w:ascii="Times New Roman" w:eastAsia="Times New Roman" w:hAnsi="Times New Roman" w:cs="Times New Roman"/>
-          <w:b/>
-          <w:bCs/>
-          <w:color w:val="000000"/>
-          <w:kern w:val="0"/>
-          <w14:ligatures w14:val="none"/>
-        </w:rPr>
-        <w:t>Improve model accuracy via continuous dataset training.</w:t>
-      </w:r>
-      <w:r>
-        <w:rPr>
-          <w:rFonts w:ascii="Times New Roman" w:eastAsia="Times New Roman" w:hAnsi="Times New Roman" w:cs="Times New Roman"/>
-          <w:color w:val="000000"/>
-          <w:kern w:val="0"/>
-          <w14:ligatures w14:val="none"/>
-        </w:rPr>
-        <w:br/>
-      </w:r>
-      <w:r>
-        <w:rPr>
-          <w:rFonts w:ascii="Apple Color Emoji" w:eastAsia="Times New Roman" w:hAnsi="Apple Color Emoji" w:cs="Apple Color Emoji"/>
-          <w:color w:val="000000"/>
-          <w:kern w:val="0"/>
-          <w14:ligatures w14:val="none"/>
-        </w:rPr>
-        <w:t>✅</w:t>
-      </w:r>
-      <w:r>
-        <w:rPr>
-          <w:rFonts w:ascii="Times New Roman" w:eastAsia="Times New Roman" w:hAnsi="Times New Roman" w:cs="Times New Roman"/>
-          <w:color w:val="000000"/>
-          <w:kern w:val="0"/>
-          <w14:ligatures w14:val="none"/>
-        </w:rPr>
-        <w:t> </w:t>
-      </w:r>
-      <w:r>
-        <w:rPr>
-          <w:rFonts w:ascii="Times New Roman" w:eastAsia="Times New Roman" w:hAnsi="Times New Roman" w:cs="Times New Roman"/>
-          <w:b/>
-          <w:bCs/>
-          <w:color w:val="000000"/>
-          <w:kern w:val="0"/>
-          <w14:ligatures w14:val="none"/>
-        </w:rPr>
-        <w:t>Align AI workflows with real-time news monitoring system.</w:t>
-      </w:r>
-    </w:p>
-    <w:p>
-      <w:pPr>
-        <w:spacing w:before="100" w:beforeAutospacing="1" w:after="100" w:afterAutospacing="1" w:line="240" w:lineRule="auto"/>
-        <w:rPr>
-          <w:rFonts w:ascii="Times New Roman" w:eastAsia="Times New Roman" w:hAnsi="Times New Roman" w:cs="Times New Roman"/>
-          <w:color w:val="000000"/>
-          <w:kern w:val="0"/>
-          <w14:ligatures w14:val="none"/>
-        </w:rPr>
-      </w:pPr>
-      <w:r>
-        <w:rPr>
-          <w:rFonts w:ascii="Apple Color Emoji" w:eastAsia="Times New Roman" w:hAnsi="Apple Color Emoji" w:cs="Apple Color Emoji"/>
-          <w:color w:val="000000"/>
-          <w:kern w:val="0"/>
-          <w14:ligatures w14:val="none"/>
-        </w:rPr>
-        <w:t>📌</w:t>
-      </w:r>
-      <w:r>
-        <w:rPr>
-          <w:rFonts w:ascii="Times New Roman" w:eastAsia="Times New Roman" w:hAnsi="Times New Roman" w:cs="Times New Roman"/>
-          <w:color w:val="000000"/>
-          <w:kern w:val="0"/>
-          <w14:ligatures w14:val="none"/>
-        </w:rPr>
-        <w:t> </w:t>
-      </w:r>
-      <w:r>
-        <w:rPr>
-          <w:rFonts w:ascii="Times New Roman" w:eastAsia="Times New Roman" w:hAnsi="Times New Roman" w:cs="Times New Roman"/>
-          <w:b/>
-          <w:bCs/>
-          <w:color w:val="000000"/>
-          <w:kern w:val="0"/>
-          <w14:ligatures w14:val="none"/>
-        </w:rPr>
-        <w:t>Next Steps:</w:t>
-      </w:r>
-      <w:r>
-        <w:rPr>
-          <w:rFonts w:ascii="Times New Roman" w:eastAsia="Times New Roman" w:hAnsi="Times New Roman" w:cs="Times New Roman"/>
-          <w:color w:val="000000"/>
-          <w:kern w:val="0"/>
-          <w14:ligatures w14:val="none"/>
-        </w:rPr>
-        <w:t xml:space="preserve"> Implement AI pipeline starting with data ingestion &amp; preprocessing. Let’s execute. </w:t>
+        <w:t>data ingestion and preprocessing pipeline</w:t>
+      </w:r>
+      <w:r>
+        <w:rPr>
+          <w:rFonts w:ascii="Times New Roman" w:eastAsia="Times New Roman" w:hAnsi="Times New Roman" w:cs="Times New Roman"/>
+          <w:color w:val="000000"/>
+          <w:kern w:val="0"/>
+          <w14:ligatures w14:val="none"/>
+        </w:rPr>
+        <w:t xml:space="preserve"> before expanding AI model integration. Let’s execute. </w:t>
       </w:r>
       <w:r>
         <w:rPr>
@@ -2741,6 +2596,923 @@
     </w:sectPr>
   </w:body>
 </w:document>
+</file>
+
+<file path=word/numbering.xml><?xml version="1.0" encoding="utf-8"?>
+<w:numbering xmlns:wpc="http://schemas.microsoft.com/office/word/2010/wordprocessingCanvas" xmlns:cx="http://schemas.microsoft.com/office/drawing/2014/chartex" xmlns:cx1="http://schemas.microsoft.com/office/drawing/2015/9/8/chartex" xmlns:cx2="http://schemas.microsoft.com/office/drawing/2015/10/21/chartex" xmlns:cx3="http://schemas.microsoft.com/office/drawing/2016/5/9/chartex" xmlns:cx4="http://schemas.microsoft.com/office/drawing/2016/5/10/chartex" xmlns:cx5="http://schemas.microsoft.com/office/drawing/2016/5/11/chartex" xmlns:cx6="http://schemas.microsoft.com/office/drawing/2016/5/12/chartex" xmlns:cx7="http://schemas.microsoft.com/office/drawing/2016/5/13/chartex" xmlns:cx8="http://schemas.microsoft.com/office/drawing/2016/5/14/chartex" xmlns:mc="http://schemas.openxmlformats.org/markup-compatibility/2006" xmlns:aink="http://schemas.microsoft.com/office/drawing/2016/ink" xmlns:am3d="http://schemas.microsoft.com/office/drawing/2017/model3d" xmlns:o="urn:schemas-microsoft-com:office:office" xmlns:oel="http://schemas.microsoft.com/office/2019/extlst" xmlns:r="http://schemas.openxmlformats.org/officeDocument/2006/relationships" xmlns:m="http://schemas.openxmlformats.org/officeDocument/2006/math" xmlns:v="urn:schemas-microsoft-com:vml" xmlns:wp14="http://schemas.microsoft.com/office/word/2010/wordprocessingDrawing" xmlns:wp="http://schemas.openxmlformats.org/drawingml/2006/wordprocessingDrawing" xmlns:w10="urn:schemas-microsoft-com:office:word" xmlns:w="http://schemas.openxmlformats.org/wordprocessingml/2006/main" xmlns:w14="http://schemas.microsoft.com/office/word/2010/wordml" xmlns:w15="http://schemas.microsoft.com/office/word/2012/wordml" xmlns:w16cex="http://schemas.microsoft.com/office/word/2018/wordml/cex" xmlns:w16cid="http://schemas.microsoft.com/office/word/2016/wordml/cid" xmlns:w16="http://schemas.microsoft.com/office/word/2018/wordml" xmlns:w16du="http://schemas.microsoft.com/office/word/2023/wordml/word16du" xmlns:w16sdtdh="http://schemas.microsoft.com/office/word/2020/wordml/sdtdatahash" xmlns:w16sdtfl="http://schemas.microsoft.com/office/word/2024/wordml/sdtformatlock" xmlns:w16se="http://schemas.microsoft.com/office/word/2015/wordml/symex" xmlns:wpg="http://schemas.microsoft.com/office/word/2010/wordprocessingGroup" xmlns:wpi="http://schemas.microsoft.com/office/word/2010/wordprocessingInk" xmlns:wne="http://schemas.microsoft.com/office/word/2006/wordml" xmlns:wps="http://schemas.microsoft.com/office/word/2010/wordprocessingShape" mc:Ignorable="w14 w15 w16se w16cid w16 w16cex w16sdtdh w16sdtfl w16du wp14">
+  <w:abstractNum w:abstractNumId="0" w15:restartNumberingAfterBreak="0">
+    <w:nsid w:val="15D94CE8"/>
+    <w:multiLevelType w:val="multilevel"/>
+    <w:tmpl w:val="6CF45FD0"/>
+    <w:lvl w:ilvl="0">
+      <w:start w:val="1"/>
+      <w:numFmt w:val="bullet"/>
+      <w:lvlText w:val=""/>
+      <w:lvlJc w:val="left"/>
+      <w:pPr>
+        <w:tabs>
+          <w:tab w:val="num" w:pos="720"/>
+        </w:tabs>
+        <w:ind w:left="720" w:hanging="360"/>
+      </w:pPr>
+      <w:rPr>
+        <w:rFonts w:ascii="Symbol" w:hAnsi="Symbol" w:hint="default"/>
+        <w:sz w:val="20"/>
+      </w:rPr>
+    </w:lvl>
+    <w:lvl w:ilvl="1" w:tentative="1">
+      <w:start w:val="1"/>
+      <w:numFmt w:val="bullet"/>
+      <w:lvlText w:val="o"/>
+      <w:lvlJc w:val="left"/>
+      <w:pPr>
+        <w:tabs>
+          <w:tab w:val="num" w:pos="1440"/>
+        </w:tabs>
+        <w:ind w:left="1440" w:hanging="360"/>
+      </w:pPr>
+      <w:rPr>
+        <w:rFonts w:ascii="Courier New" w:hAnsi="Courier New" w:hint="default"/>
+        <w:sz w:val="20"/>
+      </w:rPr>
+    </w:lvl>
+    <w:lvl w:ilvl="2" w:tentative="1">
+      <w:start w:val="1"/>
+      <w:numFmt w:val="bullet"/>
+      <w:lvlText w:val=""/>
+      <w:lvlJc w:val="left"/>
+      <w:pPr>
+        <w:tabs>
+          <w:tab w:val="num" w:pos="2160"/>
+        </w:tabs>
+        <w:ind w:left="2160" w:hanging="360"/>
+      </w:pPr>
+      <w:rPr>
+        <w:rFonts w:ascii="Wingdings" w:hAnsi="Wingdings" w:hint="default"/>
+        <w:sz w:val="20"/>
+      </w:rPr>
+    </w:lvl>
+    <w:lvl w:ilvl="3" w:tentative="1">
+      <w:start w:val="1"/>
+      <w:numFmt w:val="bullet"/>
+      <w:lvlText w:val=""/>
+      <w:lvlJc w:val="left"/>
+      <w:pPr>
+        <w:tabs>
+          <w:tab w:val="num" w:pos="2880"/>
+        </w:tabs>
+        <w:ind w:left="2880" w:hanging="360"/>
+      </w:pPr>
+      <w:rPr>
+        <w:rFonts w:ascii="Wingdings" w:hAnsi="Wingdings" w:hint="default"/>
+        <w:sz w:val="20"/>
+      </w:rPr>
+    </w:lvl>
+    <w:lvl w:ilvl="4" w:tentative="1">
+      <w:start w:val="1"/>
+      <w:numFmt w:val="bullet"/>
+      <w:lvlText w:val=""/>
+      <w:lvlJc w:val="left"/>
+      <w:pPr>
+        <w:tabs>
+          <w:tab w:val="num" w:pos="3600"/>
+        </w:tabs>
+        <w:ind w:left="3600" w:hanging="360"/>
+      </w:pPr>
+      <w:rPr>
+        <w:rFonts w:ascii="Wingdings" w:hAnsi="Wingdings" w:hint="default"/>
+        <w:sz w:val="20"/>
+      </w:rPr>
+    </w:lvl>
+    <w:lvl w:ilvl="5" w:tentative="1">
+      <w:start w:val="1"/>
+      <w:numFmt w:val="bullet"/>
+      <w:lvlText w:val=""/>
+      <w:lvlJc w:val="left"/>
+      <w:pPr>
+        <w:tabs>
+          <w:tab w:val="num" w:pos="4320"/>
+        </w:tabs>
+        <w:ind w:left="4320" w:hanging="360"/>
+      </w:pPr>
+      <w:rPr>
+        <w:rFonts w:ascii="Wingdings" w:hAnsi="Wingdings" w:hint="default"/>
+        <w:sz w:val="20"/>
+      </w:rPr>
+    </w:lvl>
+    <w:lvl w:ilvl="6" w:tentative="1">
+      <w:start w:val="1"/>
+      <w:numFmt w:val="bullet"/>
+      <w:lvlText w:val=""/>
+      <w:lvlJc w:val="left"/>
+      <w:pPr>
+        <w:tabs>
+          <w:tab w:val="num" w:pos="5040"/>
+        </w:tabs>
+        <w:ind w:left="5040" w:hanging="360"/>
+      </w:pPr>
+      <w:rPr>
+        <w:rFonts w:ascii="Wingdings" w:hAnsi="Wingdings" w:hint="default"/>
+        <w:sz w:val="20"/>
+      </w:rPr>
+    </w:lvl>
+    <w:lvl w:ilvl="7" w:tentative="1">
+      <w:start w:val="1"/>
+      <w:numFmt w:val="bullet"/>
+      <w:lvlText w:val=""/>
+      <w:lvlJc w:val="left"/>
+      <w:pPr>
+        <w:tabs>
+          <w:tab w:val="num" w:pos="5760"/>
+        </w:tabs>
+        <w:ind w:left="5760" w:hanging="360"/>
+      </w:pPr>
+      <w:rPr>
+        <w:rFonts w:ascii="Wingdings" w:hAnsi="Wingdings" w:hint="default"/>
+        <w:sz w:val="20"/>
+      </w:rPr>
+    </w:lvl>
+    <w:lvl w:ilvl="8" w:tentative="1">
+      <w:start w:val="1"/>
+      <w:numFmt w:val="bullet"/>
+      <w:lvlText w:val=""/>
+      <w:lvlJc w:val="left"/>
+      <w:pPr>
+        <w:tabs>
+          <w:tab w:val="num" w:pos="6480"/>
+        </w:tabs>
+        <w:ind w:left="6480" w:hanging="360"/>
+      </w:pPr>
+      <w:rPr>
+        <w:rFonts w:ascii="Wingdings" w:hAnsi="Wingdings" w:hint="default"/>
+        <w:sz w:val="20"/>
+      </w:rPr>
+    </w:lvl>
+  </w:abstractNum>
+  <w:abstractNum w:abstractNumId="1" w15:restartNumberingAfterBreak="0">
+    <w:nsid w:val="40577AA8"/>
+    <w:multiLevelType w:val="multilevel"/>
+    <w:tmpl w:val="9FDEB188"/>
+    <w:lvl w:ilvl="0">
+      <w:start w:val="1"/>
+      <w:numFmt w:val="bullet"/>
+      <w:lvlText w:val=""/>
+      <w:lvlJc w:val="left"/>
+      <w:pPr>
+        <w:tabs>
+          <w:tab w:val="num" w:pos="720"/>
+        </w:tabs>
+        <w:ind w:left="720" w:hanging="360"/>
+      </w:pPr>
+      <w:rPr>
+        <w:rFonts w:ascii="Symbol" w:hAnsi="Symbol" w:hint="default"/>
+        <w:sz w:val="20"/>
+      </w:rPr>
+    </w:lvl>
+    <w:lvl w:ilvl="1" w:tentative="1">
+      <w:start w:val="1"/>
+      <w:numFmt w:val="bullet"/>
+      <w:lvlText w:val="o"/>
+      <w:lvlJc w:val="left"/>
+      <w:pPr>
+        <w:tabs>
+          <w:tab w:val="num" w:pos="1440"/>
+        </w:tabs>
+        <w:ind w:left="1440" w:hanging="360"/>
+      </w:pPr>
+      <w:rPr>
+        <w:rFonts w:ascii="Courier New" w:hAnsi="Courier New" w:hint="default"/>
+        <w:sz w:val="20"/>
+      </w:rPr>
+    </w:lvl>
+    <w:lvl w:ilvl="2" w:tentative="1">
+      <w:start w:val="1"/>
+      <w:numFmt w:val="bullet"/>
+      <w:lvlText w:val=""/>
+      <w:lvlJc w:val="left"/>
+      <w:pPr>
+        <w:tabs>
+          <w:tab w:val="num" w:pos="2160"/>
+        </w:tabs>
+        <w:ind w:left="2160" w:hanging="360"/>
+      </w:pPr>
+      <w:rPr>
+        <w:rFonts w:ascii="Wingdings" w:hAnsi="Wingdings" w:hint="default"/>
+        <w:sz w:val="20"/>
+      </w:rPr>
+    </w:lvl>
+    <w:lvl w:ilvl="3" w:tentative="1">
+      <w:start w:val="1"/>
+      <w:numFmt w:val="bullet"/>
+      <w:lvlText w:val=""/>
+      <w:lvlJc w:val="left"/>
+      <w:pPr>
+        <w:tabs>
+          <w:tab w:val="num" w:pos="2880"/>
+        </w:tabs>
+        <w:ind w:left="2880" w:hanging="360"/>
+      </w:pPr>
+      <w:rPr>
+        <w:rFonts w:ascii="Wingdings" w:hAnsi="Wingdings" w:hint="default"/>
+        <w:sz w:val="20"/>
+      </w:rPr>
+    </w:lvl>
+    <w:lvl w:ilvl="4" w:tentative="1">
+      <w:start w:val="1"/>
+      <w:numFmt w:val="bullet"/>
+      <w:lvlText w:val=""/>
+      <w:lvlJc w:val="left"/>
+      <w:pPr>
+        <w:tabs>
+          <w:tab w:val="num" w:pos="3600"/>
+        </w:tabs>
+        <w:ind w:left="3600" w:hanging="360"/>
+      </w:pPr>
+      <w:rPr>
+        <w:rFonts w:ascii="Wingdings" w:hAnsi="Wingdings" w:hint="default"/>
+        <w:sz w:val="20"/>
+      </w:rPr>
+    </w:lvl>
+    <w:lvl w:ilvl="5" w:tentative="1">
+      <w:start w:val="1"/>
+      <w:numFmt w:val="bullet"/>
+      <w:lvlText w:val=""/>
+      <w:lvlJc w:val="left"/>
+      <w:pPr>
+        <w:tabs>
+          <w:tab w:val="num" w:pos="4320"/>
+        </w:tabs>
+        <w:ind w:left="4320" w:hanging="360"/>
+      </w:pPr>
+      <w:rPr>
+        <w:rFonts w:ascii="Wingdings" w:hAnsi="Wingdings" w:hint="default"/>
+        <w:sz w:val="20"/>
+      </w:rPr>
+    </w:lvl>
+    <w:lvl w:ilvl="6" w:tentative="1">
+      <w:start w:val="1"/>
+      <w:numFmt w:val="bullet"/>
+      <w:lvlText w:val=""/>
+      <w:lvlJc w:val="left"/>
+      <w:pPr>
+        <w:tabs>
+          <w:tab w:val="num" w:pos="5040"/>
+        </w:tabs>
+        <w:ind w:left="5040" w:hanging="360"/>
+      </w:pPr>
+      <w:rPr>
+        <w:rFonts w:ascii="Wingdings" w:hAnsi="Wingdings" w:hint="default"/>
+        <w:sz w:val="20"/>
+      </w:rPr>
+    </w:lvl>
+    <w:lvl w:ilvl="7" w:tentative="1">
+      <w:start w:val="1"/>
+      <w:numFmt w:val="bullet"/>
+      <w:lvlText w:val=""/>
+      <w:lvlJc w:val="left"/>
+      <w:pPr>
+        <w:tabs>
+          <w:tab w:val="num" w:pos="5760"/>
+        </w:tabs>
+        <w:ind w:left="5760" w:hanging="360"/>
+      </w:pPr>
+      <w:rPr>
+        <w:rFonts w:ascii="Wingdings" w:hAnsi="Wingdings" w:hint="default"/>
+        <w:sz w:val="20"/>
+      </w:rPr>
+    </w:lvl>
+    <w:lvl w:ilvl="8" w:tentative="1">
+      <w:start w:val="1"/>
+      <w:numFmt w:val="bullet"/>
+      <w:lvlText w:val=""/>
+      <w:lvlJc w:val="left"/>
+      <w:pPr>
+        <w:tabs>
+          <w:tab w:val="num" w:pos="6480"/>
+        </w:tabs>
+        <w:ind w:left="6480" w:hanging="360"/>
+      </w:pPr>
+      <w:rPr>
+        <w:rFonts w:ascii="Wingdings" w:hAnsi="Wingdings" w:hint="default"/>
+        <w:sz w:val="20"/>
+      </w:rPr>
+    </w:lvl>
+  </w:abstractNum>
+  <w:abstractNum w:abstractNumId="2" w15:restartNumberingAfterBreak="0">
+    <w:nsid w:val="49A90AC0"/>
+    <w:multiLevelType w:val="multilevel"/>
+    <w:tmpl w:val="3802362E"/>
+    <w:lvl w:ilvl="0">
+      <w:start w:val="1"/>
+      <w:numFmt w:val="bullet"/>
+      <w:lvlText w:val=""/>
+      <w:lvlJc w:val="left"/>
+      <w:pPr>
+        <w:tabs>
+          <w:tab w:val="num" w:pos="720"/>
+        </w:tabs>
+        <w:ind w:left="720" w:hanging="360"/>
+      </w:pPr>
+      <w:rPr>
+        <w:rFonts w:ascii="Symbol" w:hAnsi="Symbol" w:hint="default"/>
+        <w:sz w:val="20"/>
+      </w:rPr>
+    </w:lvl>
+    <w:lvl w:ilvl="1" w:tentative="1">
+      <w:start w:val="1"/>
+      <w:numFmt w:val="bullet"/>
+      <w:lvlText w:val="o"/>
+      <w:lvlJc w:val="left"/>
+      <w:pPr>
+        <w:tabs>
+          <w:tab w:val="num" w:pos="1440"/>
+        </w:tabs>
+        <w:ind w:left="1440" w:hanging="360"/>
+      </w:pPr>
+      <w:rPr>
+        <w:rFonts w:ascii="Courier New" w:hAnsi="Courier New" w:hint="default"/>
+        <w:sz w:val="20"/>
+      </w:rPr>
+    </w:lvl>
+    <w:lvl w:ilvl="2" w:tentative="1">
+      <w:start w:val="1"/>
+      <w:numFmt w:val="bullet"/>
+      <w:lvlText w:val=""/>
+      <w:lvlJc w:val="left"/>
+      <w:pPr>
+        <w:tabs>
+          <w:tab w:val="num" w:pos="2160"/>
+        </w:tabs>
+        <w:ind w:left="2160" w:hanging="360"/>
+      </w:pPr>
+      <w:rPr>
+        <w:rFonts w:ascii="Wingdings" w:hAnsi="Wingdings" w:hint="default"/>
+        <w:sz w:val="20"/>
+      </w:rPr>
+    </w:lvl>
+    <w:lvl w:ilvl="3" w:tentative="1">
+      <w:start w:val="1"/>
+      <w:numFmt w:val="bullet"/>
+      <w:lvlText w:val=""/>
+      <w:lvlJc w:val="left"/>
+      <w:pPr>
+        <w:tabs>
+          <w:tab w:val="num" w:pos="2880"/>
+        </w:tabs>
+        <w:ind w:left="2880" w:hanging="360"/>
+      </w:pPr>
+      <w:rPr>
+        <w:rFonts w:ascii="Wingdings" w:hAnsi="Wingdings" w:hint="default"/>
+        <w:sz w:val="20"/>
+      </w:rPr>
+    </w:lvl>
+    <w:lvl w:ilvl="4" w:tentative="1">
+      <w:start w:val="1"/>
+      <w:numFmt w:val="bullet"/>
+      <w:lvlText w:val=""/>
+      <w:lvlJc w:val="left"/>
+      <w:pPr>
+        <w:tabs>
+          <w:tab w:val="num" w:pos="3600"/>
+        </w:tabs>
+        <w:ind w:left="3600" w:hanging="360"/>
+      </w:pPr>
+      <w:rPr>
+        <w:rFonts w:ascii="Wingdings" w:hAnsi="Wingdings" w:hint="default"/>
+        <w:sz w:val="20"/>
+      </w:rPr>
+    </w:lvl>
+    <w:lvl w:ilvl="5" w:tentative="1">
+      <w:start w:val="1"/>
+      <w:numFmt w:val="bullet"/>
+      <w:lvlText w:val=""/>
+      <w:lvlJc w:val="left"/>
+      <w:pPr>
+        <w:tabs>
+          <w:tab w:val="num" w:pos="4320"/>
+        </w:tabs>
+        <w:ind w:left="4320" w:hanging="360"/>
+      </w:pPr>
+      <w:rPr>
+        <w:rFonts w:ascii="Wingdings" w:hAnsi="Wingdings" w:hint="default"/>
+        <w:sz w:val="20"/>
+      </w:rPr>
+    </w:lvl>
+    <w:lvl w:ilvl="6" w:tentative="1">
+      <w:start w:val="1"/>
+      <w:numFmt w:val="bullet"/>
+      <w:lvlText w:val=""/>
+      <w:lvlJc w:val="left"/>
+      <w:pPr>
+        <w:tabs>
+          <w:tab w:val="num" w:pos="5040"/>
+        </w:tabs>
+        <w:ind w:left="5040" w:hanging="360"/>
+      </w:pPr>
+      <w:rPr>
+        <w:rFonts w:ascii="Wingdings" w:hAnsi="Wingdings" w:hint="default"/>
+        <w:sz w:val="20"/>
+      </w:rPr>
+    </w:lvl>
+    <w:lvl w:ilvl="7" w:tentative="1">
+      <w:start w:val="1"/>
+      <w:numFmt w:val="bullet"/>
+      <w:lvlText w:val=""/>
+      <w:lvlJc w:val="left"/>
+      <w:pPr>
+        <w:tabs>
+          <w:tab w:val="num" w:pos="5760"/>
+        </w:tabs>
+        <w:ind w:left="5760" w:hanging="360"/>
+      </w:pPr>
+      <w:rPr>
+        <w:rFonts w:ascii="Wingdings" w:hAnsi="Wingdings" w:hint="default"/>
+        <w:sz w:val="20"/>
+      </w:rPr>
+    </w:lvl>
+    <w:lvl w:ilvl="8" w:tentative="1">
+      <w:start w:val="1"/>
+      <w:numFmt w:val="bullet"/>
+      <w:lvlText w:val=""/>
+      <w:lvlJc w:val="left"/>
+      <w:pPr>
+        <w:tabs>
+          <w:tab w:val="num" w:pos="6480"/>
+        </w:tabs>
+        <w:ind w:left="6480" w:hanging="360"/>
+      </w:pPr>
+      <w:rPr>
+        <w:rFonts w:ascii="Wingdings" w:hAnsi="Wingdings" w:hint="default"/>
+        <w:sz w:val="20"/>
+      </w:rPr>
+    </w:lvl>
+  </w:abstractNum>
+  <w:abstractNum w:abstractNumId="3" w15:restartNumberingAfterBreak="0">
+    <w:nsid w:val="4CBC001A"/>
+    <w:multiLevelType w:val="multilevel"/>
+    <w:tmpl w:val="4AC4CFA8"/>
+    <w:lvl w:ilvl="0">
+      <w:start w:val="1"/>
+      <w:numFmt w:val="bullet"/>
+      <w:lvlText w:val=""/>
+      <w:lvlJc w:val="left"/>
+      <w:pPr>
+        <w:tabs>
+          <w:tab w:val="num" w:pos="720"/>
+        </w:tabs>
+        <w:ind w:left="720" w:hanging="360"/>
+      </w:pPr>
+      <w:rPr>
+        <w:rFonts w:ascii="Symbol" w:hAnsi="Symbol" w:hint="default"/>
+        <w:sz w:val="20"/>
+      </w:rPr>
+    </w:lvl>
+    <w:lvl w:ilvl="1" w:tentative="1">
+      <w:start w:val="1"/>
+      <w:numFmt w:val="bullet"/>
+      <w:lvlText w:val="o"/>
+      <w:lvlJc w:val="left"/>
+      <w:pPr>
+        <w:tabs>
+          <w:tab w:val="num" w:pos="1440"/>
+        </w:tabs>
+        <w:ind w:left="1440" w:hanging="360"/>
+      </w:pPr>
+      <w:rPr>
+        <w:rFonts w:ascii="Courier New" w:hAnsi="Courier New" w:hint="default"/>
+        <w:sz w:val="20"/>
+      </w:rPr>
+    </w:lvl>
+    <w:lvl w:ilvl="2" w:tentative="1">
+      <w:start w:val="1"/>
+      <w:numFmt w:val="bullet"/>
+      <w:lvlText w:val=""/>
+      <w:lvlJc w:val="left"/>
+      <w:pPr>
+        <w:tabs>
+          <w:tab w:val="num" w:pos="2160"/>
+        </w:tabs>
+        <w:ind w:left="2160" w:hanging="360"/>
+      </w:pPr>
+      <w:rPr>
+        <w:rFonts w:ascii="Wingdings" w:hAnsi="Wingdings" w:hint="default"/>
+        <w:sz w:val="20"/>
+      </w:rPr>
+    </w:lvl>
+    <w:lvl w:ilvl="3" w:tentative="1">
+      <w:start w:val="1"/>
+      <w:numFmt w:val="bullet"/>
+      <w:lvlText w:val=""/>
+      <w:lvlJc w:val="left"/>
+      <w:pPr>
+        <w:tabs>
+          <w:tab w:val="num" w:pos="2880"/>
+        </w:tabs>
+        <w:ind w:left="2880" w:hanging="360"/>
+      </w:pPr>
+      <w:rPr>
+        <w:rFonts w:ascii="Wingdings" w:hAnsi="Wingdings" w:hint="default"/>
+        <w:sz w:val="20"/>
+      </w:rPr>
+    </w:lvl>
+    <w:lvl w:ilvl="4" w:tentative="1">
+      <w:start w:val="1"/>
+      <w:numFmt w:val="bullet"/>
+      <w:lvlText w:val=""/>
+      <w:lvlJc w:val="left"/>
+      <w:pPr>
+        <w:tabs>
+          <w:tab w:val="num" w:pos="3600"/>
+        </w:tabs>
+        <w:ind w:left="3600" w:hanging="360"/>
+      </w:pPr>
+      <w:rPr>
+        <w:rFonts w:ascii="Wingdings" w:hAnsi="Wingdings" w:hint="default"/>
+        <w:sz w:val="20"/>
+      </w:rPr>
+    </w:lvl>
+    <w:lvl w:ilvl="5" w:tentative="1">
+      <w:start w:val="1"/>
+      <w:numFmt w:val="bullet"/>
+      <w:lvlText w:val=""/>
+      <w:lvlJc w:val="left"/>
+      <w:pPr>
+        <w:tabs>
+          <w:tab w:val="num" w:pos="4320"/>
+        </w:tabs>
+        <w:ind w:left="4320" w:hanging="360"/>
+      </w:pPr>
+      <w:rPr>
+        <w:rFonts w:ascii="Wingdings" w:hAnsi="Wingdings" w:hint="default"/>
+        <w:sz w:val="20"/>
+      </w:rPr>
+    </w:lvl>
+    <w:lvl w:ilvl="6" w:tentative="1">
+      <w:start w:val="1"/>
+      <w:numFmt w:val="bullet"/>
+      <w:lvlText w:val=""/>
+      <w:lvlJc w:val="left"/>
+      <w:pPr>
+        <w:tabs>
+          <w:tab w:val="num" w:pos="5040"/>
+        </w:tabs>
+        <w:ind w:left="5040" w:hanging="360"/>
+      </w:pPr>
+      <w:rPr>
+        <w:rFonts w:ascii="Wingdings" w:hAnsi="Wingdings" w:hint="default"/>
+        <w:sz w:val="20"/>
+      </w:rPr>
+    </w:lvl>
+    <w:lvl w:ilvl="7" w:tentative="1">
+      <w:start w:val="1"/>
+      <w:numFmt w:val="bullet"/>
+      <w:lvlText w:val=""/>
+      <w:lvlJc w:val="left"/>
+      <w:pPr>
+        <w:tabs>
+          <w:tab w:val="num" w:pos="5760"/>
+        </w:tabs>
+        <w:ind w:left="5760" w:hanging="360"/>
+      </w:pPr>
+      <w:rPr>
+        <w:rFonts w:ascii="Wingdings" w:hAnsi="Wingdings" w:hint="default"/>
+        <w:sz w:val="20"/>
+      </w:rPr>
+    </w:lvl>
+    <w:lvl w:ilvl="8" w:tentative="1">
+      <w:start w:val="1"/>
+      <w:numFmt w:val="bullet"/>
+      <w:lvlText w:val=""/>
+      <w:lvlJc w:val="left"/>
+      <w:pPr>
+        <w:tabs>
+          <w:tab w:val="num" w:pos="6480"/>
+        </w:tabs>
+        <w:ind w:left="6480" w:hanging="360"/>
+      </w:pPr>
+      <w:rPr>
+        <w:rFonts w:ascii="Wingdings" w:hAnsi="Wingdings" w:hint="default"/>
+        <w:sz w:val="20"/>
+      </w:rPr>
+    </w:lvl>
+  </w:abstractNum>
+  <w:abstractNum w:abstractNumId="4" w15:restartNumberingAfterBreak="0">
+    <w:nsid w:val="57BD2FE3"/>
+    <w:multiLevelType w:val="multilevel"/>
+    <w:tmpl w:val="9FECAF84"/>
+    <w:lvl w:ilvl="0">
+      <w:start w:val="1"/>
+      <w:numFmt w:val="bullet"/>
+      <w:lvlText w:val=""/>
+      <w:lvlJc w:val="left"/>
+      <w:pPr>
+        <w:tabs>
+          <w:tab w:val="num" w:pos="720"/>
+        </w:tabs>
+        <w:ind w:left="720" w:hanging="360"/>
+      </w:pPr>
+      <w:rPr>
+        <w:rFonts w:ascii="Symbol" w:hAnsi="Symbol" w:hint="default"/>
+        <w:sz w:val="20"/>
+      </w:rPr>
+    </w:lvl>
+    <w:lvl w:ilvl="1" w:tentative="1">
+      <w:start w:val="1"/>
+      <w:numFmt w:val="bullet"/>
+      <w:lvlText w:val="o"/>
+      <w:lvlJc w:val="left"/>
+      <w:pPr>
+        <w:tabs>
+          <w:tab w:val="num" w:pos="1440"/>
+        </w:tabs>
+        <w:ind w:left="1440" w:hanging="360"/>
+      </w:pPr>
+      <w:rPr>
+        <w:rFonts w:ascii="Courier New" w:hAnsi="Courier New" w:hint="default"/>
+        <w:sz w:val="20"/>
+      </w:rPr>
+    </w:lvl>
+    <w:lvl w:ilvl="2" w:tentative="1">
+      <w:start w:val="1"/>
+      <w:numFmt w:val="bullet"/>
+      <w:lvlText w:val=""/>
+      <w:lvlJc w:val="left"/>
+      <w:pPr>
+        <w:tabs>
+          <w:tab w:val="num" w:pos="2160"/>
+        </w:tabs>
+        <w:ind w:left="2160" w:hanging="360"/>
+      </w:pPr>
+      <w:rPr>
+        <w:rFonts w:ascii="Wingdings" w:hAnsi="Wingdings" w:hint="default"/>
+        <w:sz w:val="20"/>
+      </w:rPr>
+    </w:lvl>
+    <w:lvl w:ilvl="3" w:tentative="1">
+      <w:start w:val="1"/>
+      <w:numFmt w:val="bullet"/>
+      <w:lvlText w:val=""/>
+      <w:lvlJc w:val="left"/>
+      <w:pPr>
+        <w:tabs>
+          <w:tab w:val="num" w:pos="2880"/>
+        </w:tabs>
+        <w:ind w:left="2880" w:hanging="360"/>
+      </w:pPr>
+      <w:rPr>
+        <w:rFonts w:ascii="Wingdings" w:hAnsi="Wingdings" w:hint="default"/>
+        <w:sz w:val="20"/>
+      </w:rPr>
+    </w:lvl>
+    <w:lvl w:ilvl="4" w:tentative="1">
+      <w:start w:val="1"/>
+      <w:numFmt w:val="bullet"/>
+      <w:lvlText w:val=""/>
+      <w:lvlJc w:val="left"/>
+      <w:pPr>
+        <w:tabs>
+          <w:tab w:val="num" w:pos="3600"/>
+        </w:tabs>
+        <w:ind w:left="3600" w:hanging="360"/>
+      </w:pPr>
+      <w:rPr>
+        <w:rFonts w:ascii="Wingdings" w:hAnsi="Wingdings" w:hint="default"/>
+        <w:sz w:val="20"/>
+      </w:rPr>
+    </w:lvl>
+    <w:lvl w:ilvl="5" w:tentative="1">
+      <w:start w:val="1"/>
+      <w:numFmt w:val="bullet"/>
+      <w:lvlText w:val=""/>
+      <w:lvlJc w:val="left"/>
+      <w:pPr>
+        <w:tabs>
+          <w:tab w:val="num" w:pos="4320"/>
+        </w:tabs>
+        <w:ind w:left="4320" w:hanging="360"/>
+      </w:pPr>
+      <w:rPr>
+        <w:rFonts w:ascii="Wingdings" w:hAnsi="Wingdings" w:hint="default"/>
+        <w:sz w:val="20"/>
+      </w:rPr>
+    </w:lvl>
+    <w:lvl w:ilvl="6" w:tentative="1">
+      <w:start w:val="1"/>
+      <w:numFmt w:val="bullet"/>
+      <w:lvlText w:val=""/>
+      <w:lvlJc w:val="left"/>
+      <w:pPr>
+        <w:tabs>
+          <w:tab w:val="num" w:pos="5040"/>
+        </w:tabs>
+        <w:ind w:left="5040" w:hanging="360"/>
+      </w:pPr>
+      <w:rPr>
+        <w:rFonts w:ascii="Wingdings" w:hAnsi="Wingdings" w:hint="default"/>
+        <w:sz w:val="20"/>
+      </w:rPr>
+    </w:lvl>
+    <w:lvl w:ilvl="7" w:tentative="1">
+      <w:start w:val="1"/>
+      <w:numFmt w:val="bullet"/>
+      <w:lvlText w:val=""/>
+      <w:lvlJc w:val="left"/>
+      <w:pPr>
+        <w:tabs>
+          <w:tab w:val="num" w:pos="5760"/>
+        </w:tabs>
+        <w:ind w:left="5760" w:hanging="360"/>
+      </w:pPr>
+      <w:rPr>
+        <w:rFonts w:ascii="Wingdings" w:hAnsi="Wingdings" w:hint="default"/>
+        <w:sz w:val="20"/>
+      </w:rPr>
+    </w:lvl>
+    <w:lvl w:ilvl="8" w:tentative="1">
+      <w:start w:val="1"/>
+      <w:numFmt w:val="bullet"/>
+      <w:lvlText w:val=""/>
+      <w:lvlJc w:val="left"/>
+      <w:pPr>
+        <w:tabs>
+          <w:tab w:val="num" w:pos="6480"/>
+        </w:tabs>
+        <w:ind w:left="6480" w:hanging="360"/>
+      </w:pPr>
+      <w:rPr>
+        <w:rFonts w:ascii="Wingdings" w:hAnsi="Wingdings" w:hint="default"/>
+        <w:sz w:val="20"/>
+      </w:rPr>
+    </w:lvl>
+  </w:abstractNum>
+  <w:abstractNum w:abstractNumId="5" w15:restartNumberingAfterBreak="0">
+    <w:nsid w:val="5A791705"/>
+    <w:multiLevelType w:val="multilevel"/>
+    <w:tmpl w:val="BEFA2F38"/>
+    <w:lvl w:ilvl="0">
+      <w:start w:val="1"/>
+      <w:numFmt w:val="bullet"/>
+      <w:lvlText w:val=""/>
+      <w:lvlJc w:val="left"/>
+      <w:pPr>
+        <w:tabs>
+          <w:tab w:val="num" w:pos="720"/>
+        </w:tabs>
+        <w:ind w:left="720" w:hanging="360"/>
+      </w:pPr>
+      <w:rPr>
+        <w:rFonts w:ascii="Symbol" w:hAnsi="Symbol" w:hint="default"/>
+        <w:sz w:val="20"/>
+      </w:rPr>
+    </w:lvl>
+    <w:lvl w:ilvl="1" w:tentative="1">
+      <w:start w:val="1"/>
+      <w:numFmt w:val="bullet"/>
+      <w:lvlText w:val="o"/>
+      <w:lvlJc w:val="left"/>
+      <w:pPr>
+        <w:tabs>
+          <w:tab w:val="num" w:pos="1440"/>
+        </w:tabs>
+        <w:ind w:left="1440" w:hanging="360"/>
+      </w:pPr>
+      <w:rPr>
+        <w:rFonts w:ascii="Courier New" w:hAnsi="Courier New" w:hint="default"/>
+        <w:sz w:val="20"/>
+      </w:rPr>
+    </w:lvl>
+    <w:lvl w:ilvl="2" w:tentative="1">
+      <w:start w:val="1"/>
+      <w:numFmt w:val="bullet"/>
+      <w:lvlText w:val=""/>
+      <w:lvlJc w:val="left"/>
+      <w:pPr>
+        <w:tabs>
+          <w:tab w:val="num" w:pos="2160"/>
+        </w:tabs>
+        <w:ind w:left="2160" w:hanging="360"/>
+      </w:pPr>
+      <w:rPr>
+        <w:rFonts w:ascii="Wingdings" w:hAnsi="Wingdings" w:hint="default"/>
+        <w:sz w:val="20"/>
+      </w:rPr>
+    </w:lvl>
+    <w:lvl w:ilvl="3" w:tentative="1">
+      <w:start w:val="1"/>
+      <w:numFmt w:val="bullet"/>
+      <w:lvlText w:val=""/>
+      <w:lvlJc w:val="left"/>
+      <w:pPr>
+        <w:tabs>
+          <w:tab w:val="num" w:pos="2880"/>
+        </w:tabs>
+        <w:ind w:left="2880" w:hanging="360"/>
+      </w:pPr>
+      <w:rPr>
+        <w:rFonts w:ascii="Wingdings" w:hAnsi="Wingdings" w:hint="default"/>
+        <w:sz w:val="20"/>
+      </w:rPr>
+    </w:lvl>
+    <w:lvl w:ilvl="4" w:tentative="1">
+      <w:start w:val="1"/>
+      <w:numFmt w:val="bullet"/>
+      <w:lvlText w:val=""/>
+      <w:lvlJc w:val="left"/>
+      <w:pPr>
+        <w:tabs>
+          <w:tab w:val="num" w:pos="3600"/>
+        </w:tabs>
+        <w:ind w:left="3600" w:hanging="360"/>
+      </w:pPr>
+      <w:rPr>
+        <w:rFonts w:ascii="Wingdings" w:hAnsi="Wingdings" w:hint="default"/>
+        <w:sz w:val="20"/>
+      </w:rPr>
+    </w:lvl>
+    <w:lvl w:ilvl="5" w:tentative="1">
+      <w:start w:val="1"/>
+      <w:numFmt w:val="bullet"/>
+      <w:lvlText w:val=""/>
+      <w:lvlJc w:val="left"/>
+      <w:pPr>
+        <w:tabs>
+          <w:tab w:val="num" w:pos="4320"/>
+        </w:tabs>
+        <w:ind w:left="4320" w:hanging="360"/>
+      </w:pPr>
+      <w:rPr>
+        <w:rFonts w:ascii="Wingdings" w:hAnsi="Wingdings" w:hint="default"/>
+        <w:sz w:val="20"/>
+      </w:rPr>
+    </w:lvl>
+    <w:lvl w:ilvl="6" w:tentative="1">
+      <w:start w:val="1"/>
+      <w:numFmt w:val="bullet"/>
+      <w:lvlText w:val=""/>
+      <w:lvlJc w:val="left"/>
+      <w:pPr>
+        <w:tabs>
+          <w:tab w:val="num" w:pos="5040"/>
+        </w:tabs>
+        <w:ind w:left="5040" w:hanging="360"/>
+      </w:pPr>
+      <w:rPr>
+        <w:rFonts w:ascii="Wingdings" w:hAnsi="Wingdings" w:hint="default"/>
+        <w:sz w:val="20"/>
+      </w:rPr>
+    </w:lvl>
+    <w:lvl w:ilvl="7" w:tentative="1">
+      <w:start w:val="1"/>
+      <w:numFmt w:val="bullet"/>
+      <w:lvlText w:val=""/>
+      <w:lvlJc w:val="left"/>
+      <w:pPr>
+        <w:tabs>
+          <w:tab w:val="num" w:pos="5760"/>
+        </w:tabs>
+        <w:ind w:left="5760" w:hanging="360"/>
+      </w:pPr>
+      <w:rPr>
+        <w:rFonts w:ascii="Wingdings" w:hAnsi="Wingdings" w:hint="default"/>
+        <w:sz w:val="20"/>
+      </w:rPr>
+    </w:lvl>
+    <w:lvl w:ilvl="8" w:tentative="1">
+      <w:start w:val="1"/>
+      <w:numFmt w:val="bullet"/>
+      <w:lvlText w:val=""/>
+      <w:lvlJc w:val="left"/>
+      <w:pPr>
+        <w:tabs>
+          <w:tab w:val="num" w:pos="6480"/>
+        </w:tabs>
+        <w:ind w:left="6480" w:hanging="360"/>
+      </w:pPr>
+      <w:rPr>
+        <w:rFonts w:ascii="Wingdings" w:hAnsi="Wingdings" w:hint="default"/>
+        <w:sz w:val="20"/>
+      </w:rPr>
+    </w:lvl>
+  </w:abstractNum>
+  <w:num w:numId="1" w16cid:durableId="85658068">
+    <w:abstractNumId w:val="2"/>
+  </w:num>
+  <w:num w:numId="2" w16cid:durableId="1855613343">
+    <w:abstractNumId w:val="3"/>
+  </w:num>
+  <w:num w:numId="3" w16cid:durableId="1902253582">
+    <w:abstractNumId w:val="4"/>
+  </w:num>
+  <w:num w:numId="4" w16cid:durableId="855078615">
+    <w:abstractNumId w:val="1"/>
+  </w:num>
+  <w:num w:numId="5" w16cid:durableId="1591087758">
+    <w:abstractNumId w:val="5"/>
+  </w:num>
+  <w:num w:numId="6" w16cid:durableId="558437820">
+    <w:abstractNumId w:val="0"/>
+  </w:num>
+</w:numbering>
 </file>
 
 <file path=word/styles.xml><?xml version="1.0" encoding="utf-8"?>
